--- a/week4/stage01/Stage_1_Lab_Student_Handout.docx
+++ b/week4/stage01/Stage_1_Lab_Student_Handout.docx
@@ -1,6 +1,6 @@
 
 <file path=word/document.xml><?xml version="1.0" encoding="utf-8"?>
-<w:document xmlns:wpc="http://schemas.microsoft.com/office/word/2010/wordprocessingCanvas" xmlns:cx="http://schemas.microsoft.com/office/drawing/2014/chartex" xmlns:cx1="http://schemas.microsoft.com/office/drawing/2015/9/8/chartex" xmlns:cx2="http://schemas.microsoft.com/office/drawing/2015/10/21/chartex" xmlns:cx3="http://schemas.microsoft.com/office/drawing/2016/5/9/chartex" xmlns:cx4="http://schemas.microsoft.com/office/drawing/2016/5/10/chartex" xmlns:cx5="http://schemas.microsoft.com/office/drawing/2016/5/11/chartex" xmlns:cx6="http://schemas.microsoft.com/office/drawing/2016/5/12/chartex" xmlns:cx7="http://schemas.microsoft.com/office/drawing/2016/5/13/chartex" xmlns:cx8="http://schemas.microsoft.com/office/drawing/2016/5/14/chartex" xmlns:mc="http://schemas.openxmlformats.org/markup-compatibility/2006" xmlns:aink="http://schemas.microsoft.com/office/drawing/2016/ink" xmlns:am3d="http://schemas.microsoft.com/office/drawing/2017/model3d" xmlns:o="urn:schemas-microsoft-com:office:office" xmlns:oel="http://schemas.microsoft.com/office/2019/extlst" xmlns:r="http://schemas.openxmlformats.org/officeDocument/2006/relationships" xmlns:m="http://schemas.openxmlformats.org/officeDocument/2006/math" xmlns:v="urn:schemas-microsoft-com:vml" xmlns:wp14="http://schemas.microsoft.com/office/word/2010/wordprocessingDrawing" xmlns:wp="http://schemas.openxmlformats.org/drawingml/2006/wordprocessingDrawing" xmlns:w10="urn:schemas-microsoft-com:office:word" xmlns:w="http://schemas.openxmlformats.org/wordprocessingml/2006/main" xmlns:w14="http://schemas.microsoft.com/office/word/2010/wordml" xmlns:w15="http://schemas.microsoft.com/office/word/2012/wordml" xmlns:w16cei="http://schemas.microsoft.com/office/word/2026/wordml/cei" xmlns:w16cex="http://schemas.microsoft.com/office/word/2018/wordml/cex" xmlns:w16cid="http://schemas.microsoft.com/office/word/2016/wordml/cid" xmlns:w16="http://schemas.microsoft.com/office/word/2018/wordml" xmlns:w16du="http://schemas.microsoft.com/office/word/2023/wordml/word16du" xmlns:w16sdtdh="http://schemas.microsoft.com/office/word/2020/wordml/sdtdatahash" xmlns:w16sdtfl="http://schemas.microsoft.com/office/word/2024/wordml/sdtformatlock" xmlns:w16se="http://schemas.microsoft.com/office/word/2015/wordml/symex" xmlns:wpg="http://schemas.microsoft.com/office/word/2010/wordprocessingGroup" xmlns:wpi="http://schemas.microsoft.com/office/word/2010/wordprocessingInk" xmlns:wne="http://schemas.microsoft.com/office/word/2006/wordml" xmlns:wps="http://schemas.microsoft.com/office/word/2010/wordprocessingShape" mc:Ignorable="w14 w15 w16se w16cid w16 w16cex w16sdtdh w16sdtfl w16du wp14">
+<w:document xmlns:wpc="http://schemas.microsoft.com/office/word/2010/wordprocessingCanvas" xmlns:cx="http://schemas.microsoft.com/office/drawing/2014/chartex" xmlns:cx1="http://schemas.microsoft.com/office/drawing/2015/9/8/chartex" xmlns:cx2="http://schemas.microsoft.com/office/drawing/2015/10/21/chartex" xmlns:cx3="http://schemas.microsoft.com/office/drawing/2016/5/9/chartex" xmlns:cx4="http://schemas.microsoft.com/office/drawing/2016/5/10/chartex" xmlns:cx5="http://schemas.microsoft.com/office/drawing/2016/5/11/chartex" xmlns:cx6="http://schemas.microsoft.com/office/drawing/2016/5/12/chartex" xmlns:cx7="http://schemas.microsoft.com/office/drawing/2016/5/13/chartex" xmlns:cx8="http://schemas.microsoft.com/office/drawing/2016/5/14/chartex" xmlns:mc="http://schemas.openxmlformats.org/markup-compatibility/2006" xmlns:aink="http://schemas.microsoft.com/office/drawing/2016/ink" xmlns:am3d="http://schemas.microsoft.com/office/drawing/2017/model3d" xmlns:o="urn:schemas-microsoft-com:office:office" xmlns:oel="http://schemas.microsoft.com/office/2019/extlst" xmlns:r="http://schemas.openxmlformats.org/officeDocument/2006/relationships" xmlns:m="http://schemas.openxmlformats.org/officeDocument/2006/math" xmlns:v="urn:schemas-microsoft-com:vml" xmlns:wp14="http://schemas.microsoft.com/office/word/2010/wordprocessingDrawing" xmlns:wp="http://schemas.openxmlformats.org/drawingml/2006/wordprocessingDrawing" xmlns:w10="urn:schemas-microsoft-com:office:word" xmlns:w="http://schemas.openxmlformats.org/wordprocessingml/2006/main" xmlns:w14="http://schemas.microsoft.com/office/word/2010/wordml" xmlns:w15="http://schemas.microsoft.com/office/word/2012/wordml" xmlns:w16cex="http://schemas.microsoft.com/office/word/2018/wordml/cex" xmlns:w16cid="http://schemas.microsoft.com/office/word/2016/wordml/cid" xmlns:w16="http://schemas.microsoft.com/office/word/2018/wordml" xmlns:w16du="http://schemas.microsoft.com/office/word/2023/wordml/word16du" xmlns:w16sdtdh="http://schemas.microsoft.com/office/word/2020/wordml/sdtdatahash" xmlns:w16sdtfl="http://schemas.microsoft.com/office/word/2024/wordml/sdtformatlock" xmlns:w16se="http://schemas.microsoft.com/office/word/2015/wordml/symex" xmlns:wpg="http://schemas.microsoft.com/office/word/2010/wordprocessingGroup" xmlns:wpi="http://schemas.microsoft.com/office/word/2010/wordprocessingInk" xmlns:wne="http://schemas.microsoft.com/office/word/2006/wordml" xmlns:wps="http://schemas.microsoft.com/office/word/2010/wordprocessingShape" mc:Ignorable="w14 w15 w16se w16cid w16 w16cex w16sdtdh w16sdtfl w16du wp14">
   <w:body>
     <w:p>
       <w:pPr>
@@ -8,16 +8,7 @@
         <w:jc w:val="center"/>
       </w:pPr>
       <w:r>
-        <w:t xml:space="preserve">Stage </w:t>
-      </w:r>
-      <w:r>
-        <w:t>1</w:t>
-      </w:r>
-      <w:r>
-        <w:t xml:space="preserve"> Lab</w:t>
-      </w:r>
-      <w:r>
-        <w:t xml:space="preserve"> - Human vs AI: Building Your First SmartCare Prototype</w:t>
+        <w:t>Stage 1 Lab - Human vs AI: Building Your First SmartCare Prototype</w:t>
       </w:r>
     </w:p>
     <w:p>
@@ -36,7 +27,17 @@
         <w:t>Create and run a simple Python file</w:t>
       </w:r>
       <w:r>
-        <w:t xml:space="preserve"> with basic input,output and processing statements</w:t>
+        <w:t xml:space="preserve"> with basic </w:t>
+      </w:r>
+      <w:proofErr w:type="spellStart"/>
+      <w:proofErr w:type="gramStart"/>
+      <w:r>
+        <w:t>input,output</w:t>
+      </w:r>
+      <w:proofErr w:type="spellEnd"/>
+      <w:proofErr w:type="gramEnd"/>
+      <w:r>
+        <w:t xml:space="preserve"> and processing statements</w:t>
       </w:r>
     </w:p>
     <w:p>
@@ -103,10 +104,7 @@
     </w:p>
     <w:p>
       <w:r>
-        <w:t>stage</w:t>
-      </w:r>
-      <w:r>
-        <w:t>01/</w:t>
+        <w:t>stage01/</w:t>
       </w:r>
       <w:r>
         <w:br/>
@@ -196,79 +194,81 @@
           <w:b/>
           <w:bCs/>
         </w:rPr>
-        <w:t># Create and run a simple Python file with basic input,output statements</w:t>
-      </w:r>
-    </w:p>
-    <w:p>
-      <w:pPr>
-        <w:spacing w:after="0"/>
+        <w:t xml:space="preserve"># Create and run a simple Python file with basic </w:t>
+      </w:r>
+      <w:proofErr w:type="spellStart"/>
+      <w:proofErr w:type="gramStart"/>
+      <w:r>
         <w:rPr>
           <w:rFonts w:ascii="Courier New" w:hAnsi="Courier New" w:cs="Courier New"/>
           <w:b/>
           <w:bCs/>
         </w:rPr>
-      </w:pPr>
-    </w:p>
-    <w:p>
-      <w:pPr>
-        <w:spacing w:after="0"/>
+        <w:t>input,output</w:t>
+      </w:r>
+      <w:proofErr w:type="spellEnd"/>
+      <w:proofErr w:type="gramEnd"/>
+      <w:r>
         <w:rPr>
           <w:rFonts w:ascii="Courier New" w:hAnsi="Courier New" w:cs="Courier New"/>
           <w:b/>
           <w:bCs/>
         </w:rPr>
-      </w:pPr>
-      <w:r>
+        <w:t xml:space="preserve"> statements</w:t>
+      </w:r>
+    </w:p>
+    <w:p>
+      <w:pPr>
+        <w:spacing w:after="0"/>
         <w:rPr>
           <w:rFonts w:ascii="Courier New" w:hAnsi="Courier New" w:cs="Courier New"/>
           <w:b/>
           <w:bCs/>
         </w:rPr>
-        <w:t xml:space="preserve">print("Welcome to SmartCare: Community Clinic </w:t>
-      </w:r>
-      <w:r>
+      </w:pPr>
+    </w:p>
+    <w:p>
+      <w:pPr>
+        <w:spacing w:after="0"/>
         <w:rPr>
           <w:rFonts w:ascii="Courier New" w:hAnsi="Courier New" w:cs="Courier New"/>
           <w:b/>
           <w:bCs/>
         </w:rPr>
-        <w:t>Appointment Booking</w:t>
-      </w:r>
+      </w:pPr>
+      <w:proofErr w:type="gramStart"/>
       <w:r>
         <w:rPr>
           <w:rFonts w:ascii="Courier New" w:hAnsi="Courier New" w:cs="Courier New"/>
           <w:b/>
           <w:bCs/>
         </w:rPr>
-        <w:t xml:space="preserve"> System!")</w:t>
-      </w:r>
-    </w:p>
-    <w:p>
-      <w:pPr>
-        <w:spacing w:after="0"/>
+        <w:t>print(</w:t>
+      </w:r>
+      <w:proofErr w:type="gramEnd"/>
+      <w:r>
         <w:rPr>
           <w:rFonts w:ascii="Courier New" w:hAnsi="Courier New" w:cs="Courier New"/>
           <w:b/>
           <w:bCs/>
         </w:rPr>
-      </w:pPr>
-    </w:p>
-    <w:p>
-      <w:pPr>
-        <w:spacing w:after="0"/>
+        <w:t xml:space="preserve">"Welcome to SmartCare: Community Clinic </w:t>
+      </w:r>
+      <w:r>
         <w:rPr>
           <w:rFonts w:ascii="Courier New" w:hAnsi="Courier New" w:cs="Courier New"/>
           <w:b/>
           <w:bCs/>
         </w:rPr>
-      </w:pPr>
+        <w:t>Appointment Booking</w:t>
+      </w:r>
       <w:r>
         <w:rPr>
           <w:rFonts w:ascii="Courier New" w:hAnsi="Courier New" w:cs="Courier New"/>
           <w:b/>
           <w:bCs/>
         </w:rPr>
-        <w:t># First Appointment</w:t>
+        <w:t xml:space="preserve"> System!")</w:t>
       </w:r>
     </w:p>
     <w:p>
@@ -280,79 +280,78 @@
           <w:bCs/>
         </w:rPr>
       </w:pPr>
-      <w:r>
+    </w:p>
+    <w:p>
+      <w:pPr>
+        <w:spacing w:after="0"/>
         <w:rPr>
           <w:rFonts w:ascii="Courier New" w:hAnsi="Courier New" w:cs="Courier New"/>
           <w:b/>
           <w:bCs/>
         </w:rPr>
-        <w:t>patient1_name = 'Alice Smith'</w:t>
-      </w:r>
-    </w:p>
-    <w:p>
-      <w:pPr>
-        <w:spacing w:after="0"/>
+      </w:pPr>
+      <w:r>
         <w:rPr>
           <w:rFonts w:ascii="Courier New" w:hAnsi="Courier New" w:cs="Courier New"/>
           <w:b/>
           <w:bCs/>
         </w:rPr>
-      </w:pPr>
-      <w:r>
+        <w:t># First Appointment</w:t>
+      </w:r>
+    </w:p>
+    <w:p>
+      <w:pPr>
+        <w:spacing w:after="0"/>
         <w:rPr>
           <w:rFonts w:ascii="Courier New" w:hAnsi="Courier New" w:cs="Courier New"/>
           <w:b/>
           <w:bCs/>
         </w:rPr>
-        <w:t>practitioner1_name = 'Dr. John Doe'</w:t>
-      </w:r>
-    </w:p>
-    <w:p>
-      <w:pPr>
-        <w:spacing w:after="0"/>
+      </w:pPr>
+      <w:r>
         <w:rPr>
           <w:rFonts w:ascii="Courier New" w:hAnsi="Courier New" w:cs="Courier New"/>
           <w:b/>
           <w:bCs/>
         </w:rPr>
-      </w:pPr>
-      <w:r>
+        <w:t>patient1_name = 'Alice Smith'</w:t>
+      </w:r>
+    </w:p>
+    <w:p>
+      <w:pPr>
+        <w:spacing w:after="0"/>
         <w:rPr>
           <w:rFonts w:ascii="Courier New" w:hAnsi="Courier New" w:cs="Courier New"/>
           <w:b/>
           <w:bCs/>
         </w:rPr>
-        <w:t>appointment1_time = '2024-07-20 10:00 AM'</w:t>
-      </w:r>
-    </w:p>
-    <w:p>
-      <w:pPr>
-        <w:spacing w:after="0"/>
+      </w:pPr>
+      <w:r>
         <w:rPr>
           <w:rFonts w:ascii="Courier New" w:hAnsi="Courier New" w:cs="Courier New"/>
           <w:b/>
           <w:bCs/>
         </w:rPr>
-      </w:pPr>
-      <w:r>
+        <w:t>practitioner1_name = 'Dr. John Doe'</w:t>
+      </w:r>
+    </w:p>
+    <w:p>
+      <w:pPr>
+        <w:spacing w:after="0"/>
         <w:rPr>
           <w:rFonts w:ascii="Courier New" w:hAnsi="Courier New" w:cs="Courier New"/>
           <w:b/>
           <w:bCs/>
         </w:rPr>
-        <w:lastRenderedPageBreak/>
-        <w:t>print(f"Patient: {patient1_name} | Practitioner: {practitioner1_name} | Time: {appointment1_time}")</w:t>
-      </w:r>
-    </w:p>
-    <w:p>
-      <w:pPr>
-        <w:spacing w:after="0"/>
+      </w:pPr>
+      <w:r>
         <w:rPr>
           <w:rFonts w:ascii="Courier New" w:hAnsi="Courier New" w:cs="Courier New"/>
           <w:b/>
           <w:bCs/>
         </w:rPr>
-      </w:pPr>
+        <w:t>appointment1_time = '2024-07-20 10:00 AM'</w:t>
+      </w:r>
     </w:p>
     <w:p>
       <w:pPr>
@@ -363,67 +362,70 @@
           <w:bCs/>
         </w:rPr>
       </w:pPr>
+      <w:proofErr w:type="gramStart"/>
       <w:r>
         <w:rPr>
           <w:rFonts w:ascii="Courier New" w:hAnsi="Courier New" w:cs="Courier New"/>
           <w:b/>
           <w:bCs/>
         </w:rPr>
-        <w:t># Second Appointment</w:t>
-      </w:r>
-    </w:p>
-    <w:p>
-      <w:pPr>
-        <w:spacing w:after="0"/>
+        <w:lastRenderedPageBreak/>
+        <w:t>print(</w:t>
+      </w:r>
+      <w:proofErr w:type="spellStart"/>
+      <w:proofErr w:type="gramEnd"/>
+      <w:r>
         <w:rPr>
           <w:rFonts w:ascii="Courier New" w:hAnsi="Courier New" w:cs="Courier New"/>
           <w:b/>
           <w:bCs/>
         </w:rPr>
-      </w:pPr>
+        <w:t>f"</w:t>
+      </w:r>
+      <w:proofErr w:type="gramStart"/>
       <w:r>
         <w:rPr>
           <w:rFonts w:ascii="Courier New" w:hAnsi="Courier New" w:cs="Courier New"/>
           <w:b/>
           <w:bCs/>
         </w:rPr>
-        <w:t>patient2_name = 'Bob Johnson'</w:t>
-      </w:r>
-    </w:p>
-    <w:p>
-      <w:pPr>
-        <w:spacing w:after="0"/>
+        <w:t>Patient</w:t>
+      </w:r>
+      <w:proofErr w:type="spellEnd"/>
+      <w:r>
         <w:rPr>
           <w:rFonts w:ascii="Courier New" w:hAnsi="Courier New" w:cs="Courier New"/>
           <w:b/>
           <w:bCs/>
         </w:rPr>
-      </w:pPr>
+        <w:t>: {</w:t>
+      </w:r>
+      <w:proofErr w:type="gramEnd"/>
       <w:r>
         <w:rPr>
           <w:rFonts w:ascii="Courier New" w:hAnsi="Courier New" w:cs="Courier New"/>
           <w:b/>
           <w:bCs/>
         </w:rPr>
-        <w:t>practitioner2_name = 'Dr. Jane Roe'</w:t>
-      </w:r>
-    </w:p>
-    <w:p>
-      <w:pPr>
-        <w:spacing w:after="0"/>
+        <w:t>patient1_name} | Practitioner: {practitioner1_name} | Time: {appointment1_</w:t>
+      </w:r>
+      <w:proofErr w:type="gramStart"/>
+      <w:r>
         <w:rPr>
           <w:rFonts w:ascii="Courier New" w:hAnsi="Courier New" w:cs="Courier New"/>
           <w:b/>
           <w:bCs/>
         </w:rPr>
-      </w:pPr>
+        <w:t>time}"</w:t>
+      </w:r>
+      <w:proofErr w:type="gramEnd"/>
       <w:r>
         <w:rPr>
           <w:rFonts w:ascii="Courier New" w:hAnsi="Courier New" w:cs="Courier New"/>
           <w:b/>
           <w:bCs/>
         </w:rPr>
-        <w:t>appointment2_time = '2024-07-20 11:30 AM'</w:t>
+        <w:t>)</w:t>
       </w:r>
     </w:p>
     <w:p>
@@ -435,13 +437,151 @@
           <w:bCs/>
         </w:rPr>
       </w:pPr>
-      <w:r>
+    </w:p>
+    <w:p>
+      <w:pPr>
+        <w:spacing w:after="0"/>
         <w:rPr>
           <w:rFonts w:ascii="Courier New" w:hAnsi="Courier New" w:cs="Courier New"/>
           <w:b/>
           <w:bCs/>
         </w:rPr>
-        <w:t>print(f"Patient: {patient2_name} | Practitioner: {practitioner2_name} | Time: {appointment2_time}")</w:t>
+      </w:pPr>
+      <w:r>
+        <w:rPr>
+          <w:rFonts w:ascii="Courier New" w:hAnsi="Courier New" w:cs="Courier New"/>
+          <w:b/>
+          <w:bCs/>
+        </w:rPr>
+        <w:t># Second Appointment</w:t>
+      </w:r>
+    </w:p>
+    <w:p>
+      <w:pPr>
+        <w:spacing w:after="0"/>
+        <w:rPr>
+          <w:rFonts w:ascii="Courier New" w:hAnsi="Courier New" w:cs="Courier New"/>
+          <w:b/>
+          <w:bCs/>
+        </w:rPr>
+      </w:pPr>
+      <w:r>
+        <w:rPr>
+          <w:rFonts w:ascii="Courier New" w:hAnsi="Courier New" w:cs="Courier New"/>
+          <w:b/>
+          <w:bCs/>
+        </w:rPr>
+        <w:t>patient2_name = 'Bob Johnson'</w:t>
+      </w:r>
+    </w:p>
+    <w:p>
+      <w:pPr>
+        <w:spacing w:after="0"/>
+        <w:rPr>
+          <w:rFonts w:ascii="Courier New" w:hAnsi="Courier New" w:cs="Courier New"/>
+          <w:b/>
+          <w:bCs/>
+        </w:rPr>
+      </w:pPr>
+      <w:r>
+        <w:rPr>
+          <w:rFonts w:ascii="Courier New" w:hAnsi="Courier New" w:cs="Courier New"/>
+          <w:b/>
+          <w:bCs/>
+        </w:rPr>
+        <w:t>practitioner2_name = 'Dr. Jane Roe'</w:t>
+      </w:r>
+    </w:p>
+    <w:p>
+      <w:pPr>
+        <w:spacing w:after="0"/>
+        <w:rPr>
+          <w:rFonts w:ascii="Courier New" w:hAnsi="Courier New" w:cs="Courier New"/>
+          <w:b/>
+          <w:bCs/>
+        </w:rPr>
+      </w:pPr>
+      <w:r>
+        <w:rPr>
+          <w:rFonts w:ascii="Courier New" w:hAnsi="Courier New" w:cs="Courier New"/>
+          <w:b/>
+          <w:bCs/>
+        </w:rPr>
+        <w:t>appointment2_time = '2024-07-20 11:30 AM'</w:t>
+      </w:r>
+    </w:p>
+    <w:p>
+      <w:pPr>
+        <w:spacing w:after="0"/>
+        <w:rPr>
+          <w:rFonts w:ascii="Courier New" w:hAnsi="Courier New" w:cs="Courier New"/>
+          <w:b/>
+          <w:bCs/>
+        </w:rPr>
+      </w:pPr>
+      <w:proofErr w:type="gramStart"/>
+      <w:r>
+        <w:rPr>
+          <w:rFonts w:ascii="Courier New" w:hAnsi="Courier New" w:cs="Courier New"/>
+          <w:b/>
+          <w:bCs/>
+        </w:rPr>
+        <w:t>print(</w:t>
+      </w:r>
+      <w:proofErr w:type="spellStart"/>
+      <w:proofErr w:type="gramEnd"/>
+      <w:r>
+        <w:rPr>
+          <w:rFonts w:ascii="Courier New" w:hAnsi="Courier New" w:cs="Courier New"/>
+          <w:b/>
+          <w:bCs/>
+        </w:rPr>
+        <w:t>f"</w:t>
+      </w:r>
+      <w:proofErr w:type="gramStart"/>
+      <w:r>
+        <w:rPr>
+          <w:rFonts w:ascii="Courier New" w:hAnsi="Courier New" w:cs="Courier New"/>
+          <w:b/>
+          <w:bCs/>
+        </w:rPr>
+        <w:t>Patient</w:t>
+      </w:r>
+      <w:proofErr w:type="spellEnd"/>
+      <w:r>
+        <w:rPr>
+          <w:rFonts w:ascii="Courier New" w:hAnsi="Courier New" w:cs="Courier New"/>
+          <w:b/>
+          <w:bCs/>
+        </w:rPr>
+        <w:t>: {</w:t>
+      </w:r>
+      <w:proofErr w:type="gramEnd"/>
+      <w:r>
+        <w:rPr>
+          <w:rFonts w:ascii="Courier New" w:hAnsi="Courier New" w:cs="Courier New"/>
+          <w:b/>
+          <w:bCs/>
+        </w:rPr>
+        <w:t>patient2_name} | Practitioner: {practitioner2_name} | Time: {appointment2_</w:t>
+      </w:r>
+      <w:proofErr w:type="gramStart"/>
+      <w:r>
+        <w:rPr>
+          <w:rFonts w:ascii="Courier New" w:hAnsi="Courier New" w:cs="Courier New"/>
+          <w:b/>
+          <w:bCs/>
+        </w:rPr>
+        <w:t>time}"</w:t>
+      </w:r>
+      <w:proofErr w:type="gramEnd"/>
+      <w:r>
+        <w:rPr>
+          <w:rFonts w:ascii="Courier New" w:hAnsi="Courier New" w:cs="Courier New"/>
+          <w:b/>
+          <w:bCs/>
+        </w:rPr>
+        <w:t>)</w:t>
       </w:r>
     </w:p>
     <w:p>
@@ -551,19 +691,19 @@
           <w:bCs/>
           <w:lang w:val="en-AU"/>
         </w:rPr>
-        <w:t>def book_appointment(patient_name, practitioner_name, appointment_time):</w:t>
-      </w:r>
-    </w:p>
-    <w:p>
-      <w:pPr>
-        <w:spacing w:after="0"/>
+        <w:t xml:space="preserve">def </w:t>
+      </w:r>
+      <w:proofErr w:type="spellStart"/>
+      <w:r>
         <w:rPr>
           <w:rFonts w:ascii="Courier New" w:hAnsi="Courier New" w:cs="Courier New"/>
           <w:b/>
           <w:bCs/>
           <w:lang w:val="en-AU"/>
         </w:rPr>
-      </w:pPr>
+        <w:t>book_</w:t>
+      </w:r>
+      <w:proofErr w:type="gramStart"/>
       <w:r>
         <w:rPr>
           <w:rFonts w:ascii="Courier New" w:hAnsi="Courier New" w:cs="Courier New"/>
@@ -571,19 +711,20 @@
           <w:bCs/>
           <w:lang w:val="en-AU"/>
         </w:rPr>
-        <w:t>    if not patient_name:</w:t>
-      </w:r>
-    </w:p>
-    <w:p>
-      <w:pPr>
-        <w:spacing w:after="0"/>
+        <w:t>appointment</w:t>
+      </w:r>
+      <w:proofErr w:type="spellEnd"/>
+      <w:r>
         <w:rPr>
           <w:rFonts w:ascii="Courier New" w:hAnsi="Courier New" w:cs="Courier New"/>
           <w:b/>
           <w:bCs/>
           <w:lang w:val="en-AU"/>
         </w:rPr>
-      </w:pPr>
+        <w:t>(</w:t>
+      </w:r>
+      <w:proofErr w:type="spellStart"/>
+      <w:proofErr w:type="gramEnd"/>
       <w:r>
         <w:rPr>
           <w:rFonts w:ascii="Courier New" w:hAnsi="Courier New" w:cs="Courier New"/>
@@ -591,19 +732,19 @@
           <w:bCs/>
           <w:lang w:val="en-AU"/>
         </w:rPr>
-        <w:t>        raise ValueError("Patient name cannot be empty")</w:t>
-      </w:r>
-    </w:p>
-    <w:p>
-      <w:pPr>
-        <w:spacing w:after="0"/>
+        <w:t>patient_name</w:t>
+      </w:r>
+      <w:proofErr w:type="spellEnd"/>
+      <w:r>
         <w:rPr>
           <w:rFonts w:ascii="Courier New" w:hAnsi="Courier New" w:cs="Courier New"/>
           <w:b/>
           <w:bCs/>
           <w:lang w:val="en-AU"/>
         </w:rPr>
-      </w:pPr>
+        <w:t xml:space="preserve">, </w:t>
+      </w:r>
+      <w:proofErr w:type="spellStart"/>
       <w:r>
         <w:rPr>
           <w:rFonts w:ascii="Courier New" w:hAnsi="Courier New" w:cs="Courier New"/>
@@ -611,19 +752,19 @@
           <w:bCs/>
           <w:lang w:val="en-AU"/>
         </w:rPr>
-        <w:t>    appointment = {</w:t>
-      </w:r>
-    </w:p>
-    <w:p>
-      <w:pPr>
-        <w:spacing w:after="0"/>
+        <w:t>practitioner_name</w:t>
+      </w:r>
+      <w:proofErr w:type="spellEnd"/>
+      <w:r>
         <w:rPr>
           <w:rFonts w:ascii="Courier New" w:hAnsi="Courier New" w:cs="Courier New"/>
           <w:b/>
           <w:bCs/>
           <w:lang w:val="en-AU"/>
         </w:rPr>
-      </w:pPr>
+        <w:t xml:space="preserve">, </w:t>
+      </w:r>
+      <w:proofErr w:type="spellStart"/>
       <w:r>
         <w:rPr>
           <w:rFonts w:ascii="Courier New" w:hAnsi="Courier New" w:cs="Courier New"/>
@@ -631,39 +772,39 @@
           <w:bCs/>
           <w:lang w:val="en-AU"/>
         </w:rPr>
-        <w:t>        "patient": patient_name,</w:t>
-      </w:r>
-    </w:p>
-    <w:p>
-      <w:pPr>
-        <w:spacing w:after="0"/>
+        <w:t>appointment_time</w:t>
+      </w:r>
+      <w:proofErr w:type="spellEnd"/>
+      <w:r>
         <w:rPr>
           <w:rFonts w:ascii="Courier New" w:hAnsi="Courier New" w:cs="Courier New"/>
           <w:b/>
           <w:bCs/>
           <w:lang w:val="en-AU"/>
         </w:rPr>
-      </w:pPr>
-      <w:r>
+        <w:t>):</w:t>
+      </w:r>
+    </w:p>
+    <w:p>
+      <w:pPr>
+        <w:spacing w:after="0"/>
         <w:rPr>
           <w:rFonts w:ascii="Courier New" w:hAnsi="Courier New" w:cs="Courier New"/>
           <w:b/>
           <w:bCs/>
           <w:lang w:val="en-AU"/>
         </w:rPr>
-        <w:t>        "practitioner": practitioner_name,</w:t>
-      </w:r>
-    </w:p>
-    <w:p>
-      <w:pPr>
-        <w:spacing w:after="0"/>
+      </w:pPr>
+      <w:r>
         <w:rPr>
           <w:rFonts w:ascii="Courier New" w:hAnsi="Courier New" w:cs="Courier New"/>
           <w:b/>
           <w:bCs/>
           <w:lang w:val="en-AU"/>
         </w:rPr>
-      </w:pPr>
+        <w:t xml:space="preserve">    if not </w:t>
+      </w:r>
+      <w:proofErr w:type="spellStart"/>
       <w:r>
         <w:rPr>
           <w:rFonts w:ascii="Courier New" w:hAnsi="Courier New" w:cs="Courier New"/>
@@ -671,39 +812,40 @@
           <w:bCs/>
           <w:lang w:val="en-AU"/>
         </w:rPr>
-        <w:t>        "time": appointment_time</w:t>
-      </w:r>
-    </w:p>
-    <w:p>
-      <w:pPr>
-        <w:spacing w:after="0"/>
+        <w:t>patient_name</w:t>
+      </w:r>
+      <w:proofErr w:type="spellEnd"/>
+      <w:r>
         <w:rPr>
           <w:rFonts w:ascii="Courier New" w:hAnsi="Courier New" w:cs="Courier New"/>
           <w:b/>
           <w:bCs/>
           <w:lang w:val="en-AU"/>
         </w:rPr>
-      </w:pPr>
-      <w:r>
+        <w:t>:</w:t>
+      </w:r>
+    </w:p>
+    <w:p>
+      <w:pPr>
+        <w:spacing w:after="0"/>
         <w:rPr>
           <w:rFonts w:ascii="Courier New" w:hAnsi="Courier New" w:cs="Courier New"/>
           <w:b/>
           <w:bCs/>
           <w:lang w:val="en-AU"/>
         </w:rPr>
-        <w:t>    }</w:t>
-      </w:r>
-    </w:p>
-    <w:p>
-      <w:pPr>
-        <w:spacing w:after="0"/>
+      </w:pPr>
+      <w:r>
         <w:rPr>
           <w:rFonts w:ascii="Courier New" w:hAnsi="Courier New" w:cs="Courier New"/>
           <w:b/>
           <w:bCs/>
           <w:lang w:val="en-AU"/>
         </w:rPr>
-      </w:pPr>
+        <w:t xml:space="preserve">        raise </w:t>
+      </w:r>
+      <w:proofErr w:type="spellStart"/>
+      <w:proofErr w:type="gramStart"/>
       <w:r>
         <w:rPr>
           <w:rFonts w:ascii="Courier New" w:hAnsi="Courier New" w:cs="Courier New"/>
@@ -711,70 +853,69 @@
           <w:bCs/>
           <w:lang w:val="en-AU"/>
         </w:rPr>
-        <w:t>    appointments.append(appointment)</w:t>
-      </w:r>
-    </w:p>
-    <w:p>
-      <w:pPr>
-        <w:spacing w:after="0"/>
+        <w:t>ValueError</w:t>
+      </w:r>
+      <w:proofErr w:type="spellEnd"/>
+      <w:r>
         <w:rPr>
           <w:rFonts w:ascii="Courier New" w:hAnsi="Courier New" w:cs="Courier New"/>
           <w:b/>
           <w:bCs/>
           <w:lang w:val="en-AU"/>
         </w:rPr>
-      </w:pPr>
-    </w:p>
-    <w:p>
-      <w:pPr>
-        <w:spacing w:after="0"/>
+        <w:t>(</w:t>
+      </w:r>
+      <w:proofErr w:type="gramEnd"/>
+      <w:r>
         <w:rPr>
           <w:rFonts w:ascii="Courier New" w:hAnsi="Courier New" w:cs="Courier New"/>
           <w:b/>
           <w:bCs/>
           <w:lang w:val="en-AU"/>
         </w:rPr>
-      </w:pPr>
-      <w:r>
+        <w:t>"Patient name cannot be empty")</w:t>
+      </w:r>
+    </w:p>
+    <w:p>
+      <w:pPr>
+        <w:spacing w:after="0"/>
         <w:rPr>
           <w:rFonts w:ascii="Courier New" w:hAnsi="Courier New" w:cs="Courier New"/>
           <w:b/>
           <w:bCs/>
           <w:lang w:val="en-AU"/>
         </w:rPr>
-        <w:t>def display_appointments():</w:t>
-      </w:r>
-    </w:p>
-    <w:p>
-      <w:pPr>
-        <w:spacing w:after="0"/>
+      </w:pPr>
+      <w:r>
         <w:rPr>
           <w:rFonts w:ascii="Courier New" w:hAnsi="Courier New" w:cs="Courier New"/>
           <w:b/>
           <w:bCs/>
           <w:lang w:val="en-AU"/>
         </w:rPr>
-      </w:pPr>
-      <w:r>
+        <w:t>    appointment = {</w:t>
+      </w:r>
+    </w:p>
+    <w:p>
+      <w:pPr>
+        <w:spacing w:after="0"/>
         <w:rPr>
           <w:rFonts w:ascii="Courier New" w:hAnsi="Courier New" w:cs="Courier New"/>
           <w:b/>
           <w:bCs/>
           <w:lang w:val="en-AU"/>
         </w:rPr>
-        <w:t>    if not appointments:</w:t>
-      </w:r>
-    </w:p>
-    <w:p>
-      <w:pPr>
-        <w:spacing w:after="0"/>
+      </w:pPr>
+      <w:r>
         <w:rPr>
           <w:rFonts w:ascii="Courier New" w:hAnsi="Courier New" w:cs="Courier New"/>
           <w:b/>
           <w:bCs/>
           <w:lang w:val="en-AU"/>
         </w:rPr>
-      </w:pPr>
+        <w:t xml:space="preserve">        "patient": </w:t>
+      </w:r>
+      <w:proofErr w:type="spellStart"/>
       <w:r>
         <w:rPr>
           <w:rFonts w:ascii="Courier New" w:hAnsi="Courier New" w:cs="Courier New"/>
@@ -782,39 +923,39 @@
           <w:bCs/>
           <w:lang w:val="en-AU"/>
         </w:rPr>
-        <w:t>        print("No appointments recorded.")</w:t>
-      </w:r>
-    </w:p>
-    <w:p>
-      <w:pPr>
-        <w:spacing w:after="0"/>
+        <w:t>patient_name</w:t>
+      </w:r>
+      <w:proofErr w:type="spellEnd"/>
+      <w:r>
         <w:rPr>
           <w:rFonts w:ascii="Courier New" w:hAnsi="Courier New" w:cs="Courier New"/>
           <w:b/>
           <w:bCs/>
           <w:lang w:val="en-AU"/>
         </w:rPr>
-      </w:pPr>
-      <w:r>
+        <w:t>,</w:t>
+      </w:r>
+    </w:p>
+    <w:p>
+      <w:pPr>
+        <w:spacing w:after="0"/>
         <w:rPr>
           <w:rFonts w:ascii="Courier New" w:hAnsi="Courier New" w:cs="Courier New"/>
           <w:b/>
           <w:bCs/>
           <w:lang w:val="en-AU"/>
         </w:rPr>
-        <w:t>        return</w:t>
-      </w:r>
-    </w:p>
-    <w:p>
-      <w:pPr>
-        <w:spacing w:after="0"/>
+      </w:pPr>
+      <w:r>
         <w:rPr>
           <w:rFonts w:ascii="Courier New" w:hAnsi="Courier New" w:cs="Courier New"/>
           <w:b/>
           <w:bCs/>
           <w:lang w:val="en-AU"/>
         </w:rPr>
-      </w:pPr>
+        <w:t xml:space="preserve">        "practitioner": </w:t>
+      </w:r>
+      <w:proofErr w:type="spellStart"/>
       <w:r>
         <w:rPr>
           <w:rFonts w:ascii="Courier New" w:hAnsi="Courier New" w:cs="Courier New"/>
@@ -822,90 +963,91 @@
           <w:bCs/>
           <w:lang w:val="en-AU"/>
         </w:rPr>
-        <w:t>    for appointment in appointments:</w:t>
-      </w:r>
-    </w:p>
-    <w:p>
-      <w:pPr>
-        <w:spacing w:after="0"/>
+        <w:t>practitioner_name</w:t>
+      </w:r>
+      <w:proofErr w:type="spellEnd"/>
+      <w:r>
         <w:rPr>
           <w:rFonts w:ascii="Courier New" w:hAnsi="Courier New" w:cs="Courier New"/>
           <w:b/>
           <w:bCs/>
           <w:lang w:val="en-AU"/>
         </w:rPr>
-      </w:pPr>
-      <w:r>
+        <w:t>,</w:t>
+      </w:r>
+    </w:p>
+    <w:p>
+      <w:pPr>
+        <w:spacing w:after="0"/>
         <w:rPr>
           <w:rFonts w:ascii="Courier New" w:hAnsi="Courier New" w:cs="Courier New"/>
           <w:b/>
           <w:bCs/>
           <w:lang w:val="en-AU"/>
         </w:rPr>
-        <w:t>        print(f"Patient: {appointment['patient']} | Practitioner: {appointment['practitioner']} | Time: {appointment['time']}")</w:t>
-      </w:r>
-    </w:p>
-    <w:p>
-      <w:pPr>
-        <w:spacing w:after="0"/>
+      </w:pPr>
+      <w:r>
         <w:rPr>
           <w:rFonts w:ascii="Courier New" w:hAnsi="Courier New" w:cs="Courier New"/>
           <w:b/>
           <w:bCs/>
           <w:lang w:val="en-AU"/>
         </w:rPr>
-      </w:pPr>
-    </w:p>
-    <w:p>
-      <w:pPr>
-        <w:spacing w:after="0"/>
+        <w:t xml:space="preserve">        "time": </w:t>
+      </w:r>
+      <w:proofErr w:type="spellStart"/>
+      <w:r>
         <w:rPr>
           <w:rFonts w:ascii="Courier New" w:hAnsi="Courier New" w:cs="Courier New"/>
           <w:b/>
           <w:bCs/>
           <w:lang w:val="en-AU"/>
         </w:rPr>
-      </w:pPr>
-      <w:r>
+        <w:t>appointment_time</w:t>
+      </w:r>
+      <w:proofErr w:type="spellEnd"/>
+    </w:p>
+    <w:p>
+      <w:pPr>
+        <w:spacing w:after="0"/>
         <w:rPr>
           <w:rFonts w:ascii="Courier New" w:hAnsi="Courier New" w:cs="Courier New"/>
           <w:b/>
           <w:bCs/>
           <w:lang w:val="en-AU"/>
         </w:rPr>
-        <w:t>print("Welcome to SmartCare: The Clinical Appointment Booking System!")</w:t>
-      </w:r>
-    </w:p>
-    <w:p>
-      <w:pPr>
-        <w:spacing w:after="0"/>
+      </w:pPr>
+      <w:r>
         <w:rPr>
           <w:rFonts w:ascii="Courier New" w:hAnsi="Courier New" w:cs="Courier New"/>
           <w:b/>
           <w:bCs/>
           <w:lang w:val="en-AU"/>
         </w:rPr>
-      </w:pPr>
-      <w:r>
+        <w:t>    }</w:t>
+      </w:r>
+    </w:p>
+    <w:p>
+      <w:pPr>
+        <w:spacing w:after="0"/>
         <w:rPr>
           <w:rFonts w:ascii="Courier New" w:hAnsi="Courier New" w:cs="Courier New"/>
           <w:b/>
           <w:bCs/>
           <w:lang w:val="en-AU"/>
         </w:rPr>
-        <w:t>book_appointment('Alice Smith', 'Dr. John Doe', '2024-07-20 10:00 AM')</w:t>
-      </w:r>
-    </w:p>
-    <w:p>
-      <w:pPr>
-        <w:spacing w:after="0"/>
+      </w:pPr>
+      <w:r>
         <w:rPr>
           <w:rFonts w:ascii="Courier New" w:hAnsi="Courier New" w:cs="Courier New"/>
           <w:b/>
           <w:bCs/>
           <w:lang w:val="en-AU"/>
         </w:rPr>
-      </w:pPr>
+        <w:t xml:space="preserve">    </w:t>
+      </w:r>
+      <w:proofErr w:type="spellStart"/>
+      <w:proofErr w:type="gramStart"/>
       <w:r>
         <w:rPr>
           <w:rFonts w:ascii="Courier New" w:hAnsi="Courier New" w:cs="Courier New"/>
@@ -913,27 +1055,435 @@
           <w:bCs/>
           <w:lang w:val="en-AU"/>
         </w:rPr>
-        <w:t>book_appointment('Bob Johnson', 'Dr. Jane Roe', '2024-07-20 11:30 AM')</w:t>
-      </w:r>
-    </w:p>
-    <w:p>
-      <w:pPr>
-        <w:spacing w:after="0"/>
+        <w:t>appointments.append</w:t>
+      </w:r>
+      <w:proofErr w:type="spellEnd"/>
+      <w:proofErr w:type="gramEnd"/>
+      <w:r>
         <w:rPr>
           <w:rFonts w:ascii="Courier New" w:hAnsi="Courier New" w:cs="Courier New"/>
           <w:b/>
           <w:bCs/>
           <w:lang w:val="en-AU"/>
         </w:rPr>
-      </w:pPr>
-      <w:r>
+        <w:t>(appointment)</w:t>
+      </w:r>
+    </w:p>
+    <w:p>
+      <w:pPr>
+        <w:spacing w:after="0"/>
         <w:rPr>
           <w:rFonts w:ascii="Courier New" w:hAnsi="Courier New" w:cs="Courier New"/>
           <w:b/>
           <w:bCs/>
           <w:lang w:val="en-AU"/>
         </w:rPr>
-        <w:t>display_appointments()</w:t>
+      </w:pPr>
+    </w:p>
+    <w:p>
+      <w:pPr>
+        <w:spacing w:after="0"/>
+        <w:rPr>
+          <w:rFonts w:ascii="Courier New" w:hAnsi="Courier New" w:cs="Courier New"/>
+          <w:b/>
+          <w:bCs/>
+          <w:lang w:val="en-AU"/>
+        </w:rPr>
+      </w:pPr>
+      <w:r>
+        <w:rPr>
+          <w:rFonts w:ascii="Courier New" w:hAnsi="Courier New" w:cs="Courier New"/>
+          <w:b/>
+          <w:bCs/>
+          <w:lang w:val="en-AU"/>
+        </w:rPr>
+        <w:t xml:space="preserve">def </w:t>
+      </w:r>
+      <w:proofErr w:type="spellStart"/>
+      <w:r>
+        <w:rPr>
+          <w:rFonts w:ascii="Courier New" w:hAnsi="Courier New" w:cs="Courier New"/>
+          <w:b/>
+          <w:bCs/>
+          <w:lang w:val="en-AU"/>
+        </w:rPr>
+        <w:t>display_</w:t>
+      </w:r>
+      <w:proofErr w:type="gramStart"/>
+      <w:r>
+        <w:rPr>
+          <w:rFonts w:ascii="Courier New" w:hAnsi="Courier New" w:cs="Courier New"/>
+          <w:b/>
+          <w:bCs/>
+          <w:lang w:val="en-AU"/>
+        </w:rPr>
+        <w:t>appointments</w:t>
+      </w:r>
+      <w:proofErr w:type="spellEnd"/>
+      <w:r>
+        <w:rPr>
+          <w:rFonts w:ascii="Courier New" w:hAnsi="Courier New" w:cs="Courier New"/>
+          <w:b/>
+          <w:bCs/>
+          <w:lang w:val="en-AU"/>
+        </w:rPr>
+        <w:t>(</w:t>
+      </w:r>
+      <w:proofErr w:type="gramEnd"/>
+      <w:r>
+        <w:rPr>
+          <w:rFonts w:ascii="Courier New" w:hAnsi="Courier New" w:cs="Courier New"/>
+          <w:b/>
+          <w:bCs/>
+          <w:lang w:val="en-AU"/>
+        </w:rPr>
+        <w:t>):</w:t>
+      </w:r>
+    </w:p>
+    <w:p>
+      <w:pPr>
+        <w:spacing w:after="0"/>
+        <w:rPr>
+          <w:rFonts w:ascii="Courier New" w:hAnsi="Courier New" w:cs="Courier New"/>
+          <w:b/>
+          <w:bCs/>
+          <w:lang w:val="en-AU"/>
+        </w:rPr>
+      </w:pPr>
+      <w:r>
+        <w:rPr>
+          <w:rFonts w:ascii="Courier New" w:hAnsi="Courier New" w:cs="Courier New"/>
+          <w:b/>
+          <w:bCs/>
+          <w:lang w:val="en-AU"/>
+        </w:rPr>
+        <w:t>    if not appointments:</w:t>
+      </w:r>
+    </w:p>
+    <w:p>
+      <w:pPr>
+        <w:spacing w:after="0"/>
+        <w:rPr>
+          <w:rFonts w:ascii="Courier New" w:hAnsi="Courier New" w:cs="Courier New"/>
+          <w:b/>
+          <w:bCs/>
+          <w:lang w:val="en-AU"/>
+        </w:rPr>
+      </w:pPr>
+      <w:r>
+        <w:rPr>
+          <w:rFonts w:ascii="Courier New" w:hAnsi="Courier New" w:cs="Courier New"/>
+          <w:b/>
+          <w:bCs/>
+          <w:lang w:val="en-AU"/>
+        </w:rPr>
+        <w:t xml:space="preserve">        </w:t>
+      </w:r>
+      <w:proofErr w:type="gramStart"/>
+      <w:r>
+        <w:rPr>
+          <w:rFonts w:ascii="Courier New" w:hAnsi="Courier New" w:cs="Courier New"/>
+          <w:b/>
+          <w:bCs/>
+          <w:lang w:val="en-AU"/>
+        </w:rPr>
+        <w:t>print(</w:t>
+      </w:r>
+      <w:proofErr w:type="gramEnd"/>
+      <w:r>
+        <w:rPr>
+          <w:rFonts w:ascii="Courier New" w:hAnsi="Courier New" w:cs="Courier New"/>
+          <w:b/>
+          <w:bCs/>
+          <w:lang w:val="en-AU"/>
+        </w:rPr>
+        <w:t>"No appointments recorded.")</w:t>
+      </w:r>
+    </w:p>
+    <w:p>
+      <w:pPr>
+        <w:spacing w:after="0"/>
+        <w:rPr>
+          <w:rFonts w:ascii="Courier New" w:hAnsi="Courier New" w:cs="Courier New"/>
+          <w:b/>
+          <w:bCs/>
+          <w:lang w:val="en-AU"/>
+        </w:rPr>
+      </w:pPr>
+      <w:r>
+        <w:rPr>
+          <w:rFonts w:ascii="Courier New" w:hAnsi="Courier New" w:cs="Courier New"/>
+          <w:b/>
+          <w:bCs/>
+          <w:lang w:val="en-AU"/>
+        </w:rPr>
+        <w:t>        return</w:t>
+      </w:r>
+    </w:p>
+    <w:p>
+      <w:pPr>
+        <w:spacing w:after="0"/>
+        <w:rPr>
+          <w:rFonts w:ascii="Courier New" w:hAnsi="Courier New" w:cs="Courier New"/>
+          <w:b/>
+          <w:bCs/>
+          <w:lang w:val="en-AU"/>
+        </w:rPr>
+      </w:pPr>
+      <w:r>
+        <w:rPr>
+          <w:rFonts w:ascii="Courier New" w:hAnsi="Courier New" w:cs="Courier New"/>
+          <w:b/>
+          <w:bCs/>
+          <w:lang w:val="en-AU"/>
+        </w:rPr>
+        <w:t>    for appointment in appointments:</w:t>
+      </w:r>
+    </w:p>
+    <w:p>
+      <w:pPr>
+        <w:spacing w:after="0"/>
+        <w:rPr>
+          <w:rFonts w:ascii="Courier New" w:hAnsi="Courier New" w:cs="Courier New"/>
+          <w:b/>
+          <w:bCs/>
+          <w:lang w:val="en-AU"/>
+        </w:rPr>
+      </w:pPr>
+      <w:r>
+        <w:rPr>
+          <w:rFonts w:ascii="Courier New" w:hAnsi="Courier New" w:cs="Courier New"/>
+          <w:b/>
+          <w:bCs/>
+          <w:lang w:val="en-AU"/>
+        </w:rPr>
+        <w:t xml:space="preserve">        </w:t>
+      </w:r>
+      <w:proofErr w:type="gramStart"/>
+      <w:r>
+        <w:rPr>
+          <w:rFonts w:ascii="Courier New" w:hAnsi="Courier New" w:cs="Courier New"/>
+          <w:b/>
+          <w:bCs/>
+          <w:lang w:val="en-AU"/>
+        </w:rPr>
+        <w:t>print(</w:t>
+      </w:r>
+      <w:proofErr w:type="spellStart"/>
+      <w:proofErr w:type="gramEnd"/>
+      <w:r>
+        <w:rPr>
+          <w:rFonts w:ascii="Courier New" w:hAnsi="Courier New" w:cs="Courier New"/>
+          <w:b/>
+          <w:bCs/>
+          <w:lang w:val="en-AU"/>
+        </w:rPr>
+        <w:t>f"Patient</w:t>
+      </w:r>
+      <w:proofErr w:type="spellEnd"/>
+      <w:r>
+        <w:rPr>
+          <w:rFonts w:ascii="Courier New" w:hAnsi="Courier New" w:cs="Courier New"/>
+          <w:b/>
+          <w:bCs/>
+          <w:lang w:val="en-AU"/>
+        </w:rPr>
+        <w:t>: {appointment['patient']} | Practitioner: {appointment['practitioner']} | Time: {appointment['time']}")</w:t>
+      </w:r>
+    </w:p>
+    <w:p>
+      <w:pPr>
+        <w:spacing w:after="0"/>
+        <w:rPr>
+          <w:rFonts w:ascii="Courier New" w:hAnsi="Courier New" w:cs="Courier New"/>
+          <w:b/>
+          <w:bCs/>
+          <w:lang w:val="en-AU"/>
+        </w:rPr>
+      </w:pPr>
+    </w:p>
+    <w:p>
+      <w:pPr>
+        <w:spacing w:after="0"/>
+        <w:rPr>
+          <w:rFonts w:ascii="Courier New" w:hAnsi="Courier New" w:cs="Courier New"/>
+          <w:b/>
+          <w:bCs/>
+          <w:lang w:val="en-AU"/>
+        </w:rPr>
+      </w:pPr>
+      <w:proofErr w:type="gramStart"/>
+      <w:r>
+        <w:rPr>
+          <w:rFonts w:ascii="Courier New" w:hAnsi="Courier New" w:cs="Courier New"/>
+          <w:b/>
+          <w:bCs/>
+          <w:lang w:val="en-AU"/>
+        </w:rPr>
+        <w:t>print(</w:t>
+      </w:r>
+      <w:proofErr w:type="gramEnd"/>
+      <w:r>
+        <w:rPr>
+          <w:rFonts w:ascii="Courier New" w:hAnsi="Courier New" w:cs="Courier New"/>
+          <w:b/>
+          <w:bCs/>
+          <w:lang w:val="en-AU"/>
+        </w:rPr>
+        <w:t>"Welcome to SmartCare: The Clinical Appointment Booking System!")</w:t>
+      </w:r>
+    </w:p>
+    <w:p>
+      <w:pPr>
+        <w:spacing w:after="0"/>
+        <w:rPr>
+          <w:rFonts w:ascii="Courier New" w:hAnsi="Courier New" w:cs="Courier New"/>
+          <w:b/>
+          <w:bCs/>
+          <w:lang w:val="en-AU"/>
+        </w:rPr>
+      </w:pPr>
+      <w:proofErr w:type="spellStart"/>
+      <w:r>
+        <w:rPr>
+          <w:rFonts w:ascii="Courier New" w:hAnsi="Courier New" w:cs="Courier New"/>
+          <w:b/>
+          <w:bCs/>
+          <w:lang w:val="en-AU"/>
+        </w:rPr>
+        <w:t>book_</w:t>
+      </w:r>
+      <w:proofErr w:type="gramStart"/>
+      <w:r>
+        <w:rPr>
+          <w:rFonts w:ascii="Courier New" w:hAnsi="Courier New" w:cs="Courier New"/>
+          <w:b/>
+          <w:bCs/>
+          <w:lang w:val="en-AU"/>
+        </w:rPr>
+        <w:t>appointment</w:t>
+      </w:r>
+      <w:proofErr w:type="spellEnd"/>
+      <w:r>
+        <w:rPr>
+          <w:rFonts w:ascii="Courier New" w:hAnsi="Courier New" w:cs="Courier New"/>
+          <w:b/>
+          <w:bCs/>
+          <w:lang w:val="en-AU"/>
+        </w:rPr>
+        <w:t>(</w:t>
+      </w:r>
+      <w:proofErr w:type="gramEnd"/>
+      <w:r>
+        <w:rPr>
+          <w:rFonts w:ascii="Courier New" w:hAnsi="Courier New" w:cs="Courier New"/>
+          <w:b/>
+          <w:bCs/>
+          <w:lang w:val="en-AU"/>
+        </w:rPr>
+        <w:t>'Alice Smith', 'Dr. John Doe', '2024-07-20 10:00 AM')</w:t>
+      </w:r>
+    </w:p>
+    <w:p>
+      <w:pPr>
+        <w:spacing w:after="0"/>
+        <w:rPr>
+          <w:rFonts w:ascii="Courier New" w:hAnsi="Courier New" w:cs="Courier New"/>
+          <w:b/>
+          <w:bCs/>
+          <w:lang w:val="en-AU"/>
+        </w:rPr>
+      </w:pPr>
+      <w:proofErr w:type="spellStart"/>
+      <w:r>
+        <w:rPr>
+          <w:rFonts w:ascii="Courier New" w:hAnsi="Courier New" w:cs="Courier New"/>
+          <w:b/>
+          <w:bCs/>
+          <w:lang w:val="en-AU"/>
+        </w:rPr>
+        <w:t>book_</w:t>
+      </w:r>
+      <w:proofErr w:type="gramStart"/>
+      <w:r>
+        <w:rPr>
+          <w:rFonts w:ascii="Courier New" w:hAnsi="Courier New" w:cs="Courier New"/>
+          <w:b/>
+          <w:bCs/>
+          <w:lang w:val="en-AU"/>
+        </w:rPr>
+        <w:t>appointment</w:t>
+      </w:r>
+      <w:proofErr w:type="spellEnd"/>
+      <w:r>
+        <w:rPr>
+          <w:rFonts w:ascii="Courier New" w:hAnsi="Courier New" w:cs="Courier New"/>
+          <w:b/>
+          <w:bCs/>
+          <w:lang w:val="en-AU"/>
+        </w:rPr>
+        <w:t>(</w:t>
+      </w:r>
+      <w:proofErr w:type="gramEnd"/>
+      <w:r>
+        <w:rPr>
+          <w:rFonts w:ascii="Courier New" w:hAnsi="Courier New" w:cs="Courier New"/>
+          <w:b/>
+          <w:bCs/>
+          <w:lang w:val="en-AU"/>
+        </w:rPr>
+        <w:t>'Bob Johnson', 'Dr. Jane Roe', '2024-07-20 11:30 AM')</w:t>
+      </w:r>
+    </w:p>
+    <w:p>
+      <w:pPr>
+        <w:spacing w:after="0"/>
+        <w:rPr>
+          <w:rFonts w:ascii="Courier New" w:hAnsi="Courier New" w:cs="Courier New"/>
+          <w:b/>
+          <w:bCs/>
+          <w:lang w:val="en-AU"/>
+        </w:rPr>
+      </w:pPr>
+      <w:proofErr w:type="spellStart"/>
+      <w:r>
+        <w:rPr>
+          <w:rFonts w:ascii="Courier New" w:hAnsi="Courier New" w:cs="Courier New"/>
+          <w:b/>
+          <w:bCs/>
+          <w:lang w:val="en-AU"/>
+        </w:rPr>
+        <w:t>display_</w:t>
+      </w:r>
+      <w:proofErr w:type="gramStart"/>
+      <w:r>
+        <w:rPr>
+          <w:rFonts w:ascii="Courier New" w:hAnsi="Courier New" w:cs="Courier New"/>
+          <w:b/>
+          <w:bCs/>
+          <w:lang w:val="en-AU"/>
+        </w:rPr>
+        <w:t>appointments</w:t>
+      </w:r>
+      <w:proofErr w:type="spellEnd"/>
+      <w:r>
+        <w:rPr>
+          <w:rFonts w:ascii="Courier New" w:hAnsi="Courier New" w:cs="Courier New"/>
+          <w:b/>
+          <w:bCs/>
+          <w:lang w:val="en-AU"/>
+        </w:rPr>
+        <w:t>(</w:t>
+      </w:r>
+      <w:proofErr w:type="gramEnd"/>
+      <w:r>
+        <w:rPr>
+          <w:rFonts w:ascii="Courier New" w:hAnsi="Courier New" w:cs="Courier New"/>
+          <w:b/>
+          <w:bCs/>
+          <w:lang w:val="en-AU"/>
+        </w:rPr>
+        <w:t>)</w:t>
       </w:r>
     </w:p>
     <w:p/>
@@ -947,7 +1497,35 @@
         <w:rPr>
           <w:color w:val="C00000"/>
         </w:rPr>
-        <w:t>^ Now, run  both programs , and identify at least five limitations.</w:t>
+        <w:t xml:space="preserve">^ Now, </w:t>
+      </w:r>
+      <w:proofErr w:type="gramStart"/>
+      <w:r>
+        <w:rPr>
+          <w:color w:val="C00000"/>
+        </w:rPr>
+        <w:t>run  both</w:t>
+      </w:r>
+      <w:proofErr w:type="gramEnd"/>
+      <w:r>
+        <w:rPr>
+          <w:color w:val="C00000"/>
+        </w:rPr>
+        <w:t xml:space="preserve"> </w:t>
+      </w:r>
+      <w:proofErr w:type="gramStart"/>
+      <w:r>
+        <w:rPr>
+          <w:color w:val="C00000"/>
+        </w:rPr>
+        <w:t>programs ,</w:t>
+      </w:r>
+      <w:proofErr w:type="gramEnd"/>
+      <w:r>
+        <w:rPr>
+          <w:color w:val="C00000"/>
+        </w:rPr>
+        <w:t xml:space="preserve"> and identify at least five limitations.</w:t>
       </w:r>
     </w:p>
     <w:p>
@@ -1027,6 +1605,9 @@
       <w:r>
         <w:br/>
         <w:t>4. Do not rewrite the whole application.</w:t>
+      </w:r>
+      <w:r>
+        <w:tab/>
       </w:r>
       <w:r>
         <w:br/>
@@ -1127,8 +1708,13 @@
             <w:tcW w:w="3360" w:type="dxa"/>
           </w:tcPr>
           <w:p>
+            <w:proofErr w:type="gramStart"/>
             <w:r>
-              <w:t>Runs successfully?</w:t>
+              <w:t>Runs</w:t>
+            </w:r>
+            <w:proofErr w:type="gramEnd"/>
+            <w:r>
+              <w:t xml:space="preserve"> successfully?</w:t>
             </w:r>
           </w:p>
         </w:tc>
@@ -1247,8 +1833,13 @@
         <w:pStyle w:val="Heading1"/>
       </w:pPr>
       <w:r>
-        <w:t>Part F - Verify Behaviour</w:t>
-      </w:r>
+        <w:t xml:space="preserve">Part F - Verify </w:t>
+      </w:r>
+      <w:proofErr w:type="spellStart"/>
+      <w:r>
+        <w:t>Behaviour</w:t>
+      </w:r>
+      <w:proofErr w:type="spellEnd"/>
     </w:p>
     <w:p>
       <w:pPr>
@@ -1279,7 +1870,23 @@
         <w:pStyle w:val="ListBullet"/>
       </w:pPr>
       <w:r>
-        <w:t>Strange input such as patient_name=None or appointment_time=None</w:t>
+        <w:t xml:space="preserve">Strange input such as </w:t>
+      </w:r>
+      <w:proofErr w:type="spellStart"/>
+      <w:r>
+        <w:t>patient_name</w:t>
+      </w:r>
+      <w:proofErr w:type="spellEnd"/>
+      <w:r>
+        <w:t xml:space="preserve">=None or </w:t>
+      </w:r>
+      <w:proofErr w:type="spellStart"/>
+      <w:r>
+        <w:t>appointment_time</w:t>
+      </w:r>
+      <w:proofErr w:type="spellEnd"/>
+      <w:r>
+        <w:t>=None</w:t>
       </w:r>
     </w:p>
     <w:p>
@@ -1292,7 +1899,28 @@
     </w:p>
     <w:p>
       <w:r>
-        <w:t>Choose exactly one controlled improvement, for example: if not patient_name: raise ValueError("Patient name cannot be empty")</w:t>
+        <w:t xml:space="preserve">Choose exactly one controlled improvement, for example: if not </w:t>
+      </w:r>
+      <w:proofErr w:type="spellStart"/>
+      <w:r>
+        <w:t>patient_name</w:t>
+      </w:r>
+      <w:proofErr w:type="spellEnd"/>
+      <w:r>
+        <w:t xml:space="preserve">: raise </w:t>
+      </w:r>
+      <w:proofErr w:type="spellStart"/>
+      <w:proofErr w:type="gramStart"/>
+      <w:r>
+        <w:t>ValueError</w:t>
+      </w:r>
+      <w:proofErr w:type="spellEnd"/>
+      <w:r>
+        <w:t>(</w:t>
+      </w:r>
+      <w:proofErr w:type="gramEnd"/>
+      <w:r>
+        <w:t>"Patient name cannot be empty")</w:t>
       </w:r>
     </w:p>
     <w:p>
@@ -1399,7 +2027,7 @@
 </file>
 
 <file path=word/numbering.xml><?xml version="1.0" encoding="utf-8"?>
-<w:numbering xmlns:wpc="http://schemas.microsoft.com/office/word/2010/wordprocessingCanvas" xmlns:cx="http://schemas.microsoft.com/office/drawing/2014/chartex" xmlns:cx1="http://schemas.microsoft.com/office/drawing/2015/9/8/chartex" xmlns:cx2="http://schemas.microsoft.com/office/drawing/2015/10/21/chartex" xmlns:cx3="http://schemas.microsoft.com/office/drawing/2016/5/9/chartex" xmlns:cx4="http://schemas.microsoft.com/office/drawing/2016/5/10/chartex" xmlns:cx5="http://schemas.microsoft.com/office/drawing/2016/5/11/chartex" xmlns:cx6="http://schemas.microsoft.com/office/drawing/2016/5/12/chartex" xmlns:cx7="http://schemas.microsoft.com/office/drawing/2016/5/13/chartex" xmlns:cx8="http://schemas.microsoft.com/office/drawing/2016/5/14/chartex" xmlns:mc="http://schemas.openxmlformats.org/markup-compatibility/2006" xmlns:aink="http://schemas.microsoft.com/office/drawing/2016/ink" xmlns:am3d="http://schemas.microsoft.com/office/drawing/2017/model3d" xmlns:o="urn:schemas-microsoft-com:office:office" xmlns:oel="http://schemas.microsoft.com/office/2019/extlst" xmlns:r="http://schemas.openxmlformats.org/officeDocument/2006/relationships" xmlns:m="http://schemas.openxmlformats.org/officeDocument/2006/math" xmlns:v="urn:schemas-microsoft-com:vml" xmlns:wp14="http://schemas.microsoft.com/office/word/2010/wordprocessingDrawing" xmlns:wp="http://schemas.openxmlformats.org/drawingml/2006/wordprocessingDrawing" xmlns:w10="urn:schemas-microsoft-com:office:word" xmlns:w="http://schemas.openxmlformats.org/wordprocessingml/2006/main" xmlns:w14="http://schemas.microsoft.com/office/word/2010/wordml" xmlns:w15="http://schemas.microsoft.com/office/word/2012/wordml" xmlns:w16cei="http://schemas.microsoft.com/office/word/2026/wordml/cei" xmlns:w16cex="http://schemas.microsoft.com/office/word/2018/wordml/cex" xmlns:w16cid="http://schemas.microsoft.com/office/word/2016/wordml/cid" xmlns:w16="http://schemas.microsoft.com/office/word/2018/wordml" xmlns:w16du="http://schemas.microsoft.com/office/word/2023/wordml/word16du" xmlns:w16sdtdh="http://schemas.microsoft.com/office/word/2020/wordml/sdtdatahash" xmlns:w16sdtfl="http://schemas.microsoft.com/office/word/2024/wordml/sdtformatlock" xmlns:w16se="http://schemas.microsoft.com/office/word/2015/wordml/symex" xmlns:wpg="http://schemas.microsoft.com/office/word/2010/wordprocessingGroup" xmlns:wpi="http://schemas.microsoft.com/office/word/2010/wordprocessingInk" xmlns:wne="http://schemas.microsoft.com/office/word/2006/wordml" xmlns:wps="http://schemas.microsoft.com/office/word/2010/wordprocessingShape" mc:Ignorable="w14 w15 w16se w16cid w16 w16cex w16sdtdh w16sdtfl w16du wp14">
+<w:numbering xmlns:wpc="http://schemas.microsoft.com/office/word/2010/wordprocessingCanvas" xmlns:cx="http://schemas.microsoft.com/office/drawing/2014/chartex" xmlns:cx1="http://schemas.microsoft.com/office/drawing/2015/9/8/chartex" xmlns:cx2="http://schemas.microsoft.com/office/drawing/2015/10/21/chartex" xmlns:cx3="http://schemas.microsoft.com/office/drawing/2016/5/9/chartex" xmlns:cx4="http://schemas.microsoft.com/office/drawing/2016/5/10/chartex" xmlns:cx5="http://schemas.microsoft.com/office/drawing/2016/5/11/chartex" xmlns:cx6="http://schemas.microsoft.com/office/drawing/2016/5/12/chartex" xmlns:cx7="http://schemas.microsoft.com/office/drawing/2016/5/13/chartex" xmlns:cx8="http://schemas.microsoft.com/office/drawing/2016/5/14/chartex" xmlns:mc="http://schemas.openxmlformats.org/markup-compatibility/2006" xmlns:aink="http://schemas.microsoft.com/office/drawing/2016/ink" xmlns:am3d="http://schemas.microsoft.com/office/drawing/2017/model3d" xmlns:o="urn:schemas-microsoft-com:office:office" xmlns:oel="http://schemas.microsoft.com/office/2019/extlst" xmlns:r="http://schemas.openxmlformats.org/officeDocument/2006/relationships" xmlns:m="http://schemas.openxmlformats.org/officeDocument/2006/math" xmlns:v="urn:schemas-microsoft-com:vml" xmlns:wp14="http://schemas.microsoft.com/office/word/2010/wordprocessingDrawing" xmlns:wp="http://schemas.openxmlformats.org/drawingml/2006/wordprocessingDrawing" xmlns:w10="urn:schemas-microsoft-com:office:word" xmlns:w="http://schemas.openxmlformats.org/wordprocessingml/2006/main" xmlns:w14="http://schemas.microsoft.com/office/word/2010/wordml" xmlns:w15="http://schemas.microsoft.com/office/word/2012/wordml" xmlns:w16cex="http://schemas.microsoft.com/office/word/2018/wordml/cex" xmlns:w16cid="http://schemas.microsoft.com/office/word/2016/wordml/cid" xmlns:w16="http://schemas.microsoft.com/office/word/2018/wordml" xmlns:w16du="http://schemas.microsoft.com/office/word/2023/wordml/word16du" xmlns:w16sdtdh="http://schemas.microsoft.com/office/word/2020/wordml/sdtdatahash" xmlns:w16sdtfl="http://schemas.microsoft.com/office/word/2024/wordml/sdtformatlock" xmlns:w16se="http://schemas.microsoft.com/office/word/2015/wordml/symex" xmlns:wpg="http://schemas.microsoft.com/office/word/2010/wordprocessingGroup" xmlns:wpi="http://schemas.microsoft.com/office/word/2010/wordprocessingInk" xmlns:wne="http://schemas.microsoft.com/office/word/2006/wordml" xmlns:wps="http://schemas.microsoft.com/office/word/2010/wordprocessingShape" mc:Ignorable="w14 w15 w16se w16cid w16 w16cex w16sdtdh w16sdtfl w16du wp14">
   <w:abstractNum w:abstractNumId="0" w15:restartNumberingAfterBreak="0">
     <w:nsid w:val="FFFFFF7C"/>
     <w:multiLevelType w:val="singleLevel"/>

--- a/week4/stage01/Stage_1_Lab_Student_Handout.docx
+++ b/week4/stage01/Stage_1_Lab_Student_Handout.docx
@@ -123,38 +123,412 @@
         <w:t xml:space="preserve">  ai_usage.md</w:t>
       </w:r>
     </w:p>
+    <w:p/>
     <w:p>
-      <w:pPr>
-        <w:pStyle w:val="Heading1"/>
-      </w:pPr>
-      <w:r>
-        <w:t>Part A - Understand the Problem: AI OFF</w:t>
+      <w:r>
+        <w:t>**DONE</w:t>
       </w:r>
     </w:p>
     <w:p>
-      <w:r>
-        <w:t>SmartCare needs a small prototype that allows a receptionist to record patient appointments. Each appointment records patient name, practitioner name and appointment time.</w:t>
+      <w:pPr>
+        <w:pStyle w:val="Heading1"/>
+      </w:pPr>
+      <w:r>
+        <w:t>Part A - Understand the Problem: AI OFF</w:t>
       </w:r>
     </w:p>
     <w:p>
       <w:r>
-        <w:t>What data must be stored?</w:t>
+        <w:t>SmartCare needs a small prototype that allows a receptionist to record patient appointments. Each appointment records patient name, practitioner name and appointment time.</w:t>
       </w:r>
     </w:p>
     <w:p>
       <w:r>
-        <w:t>What functions might be useful?</w:t>
+        <w:t>What data must be stored?</w:t>
       </w:r>
     </w:p>
     <w:p>
-      <w:r>
-        <w:t>What could go wrong?</w:t>
+      <w:pPr>
+        <w:pStyle w:val="ListParagraph"/>
+        <w:numPr>
+          <w:ilvl w:val="0"/>
+          <w:numId w:val="10"/>
+        </w:numPr>
+      </w:pPr>
+      <w:r>
+        <w:t xml:space="preserve">Patient Name </w:t>
       </w:r>
     </w:p>
     <w:p>
+      <w:pPr>
+        <w:pStyle w:val="ListParagraph"/>
+        <w:numPr>
+          <w:ilvl w:val="0"/>
+          <w:numId w:val="10"/>
+        </w:numPr>
+      </w:pPr>
+      <w:r>
+        <w:t xml:space="preserve">Appointment Time </w:t>
+      </w:r>
+    </w:p>
+    <w:p>
+      <w:pPr>
+        <w:pStyle w:val="ListParagraph"/>
+        <w:numPr>
+          <w:ilvl w:val="0"/>
+          <w:numId w:val="10"/>
+        </w:numPr>
+      </w:pPr>
+      <w:r>
+        <w:t>Practitioner name</w:t>
+      </w:r>
+    </w:p>
+    <w:p>
+      <w:pPr>
+        <w:pStyle w:val="ListParagraph"/>
+        <w:numPr>
+          <w:ilvl w:val="0"/>
+          <w:numId w:val="10"/>
+        </w:numPr>
+      </w:pPr>
+      <w:r>
+        <w:t>Appointment ID</w:t>
+      </w:r>
+    </w:p>
+    <w:p>
+      <w:pPr>
+        <w:pStyle w:val="ListParagraph"/>
+        <w:numPr>
+          <w:ilvl w:val="0"/>
+          <w:numId w:val="10"/>
+        </w:numPr>
+      </w:pPr>
+      <w:r>
+        <w:t>Status</w:t>
+      </w:r>
+    </w:p>
+    <w:p>
+      <w:pPr>
+        <w:pStyle w:val="ListParagraph"/>
+        <w:numPr>
+          <w:ilvl w:val="0"/>
+          <w:numId w:val="10"/>
+        </w:numPr>
+      </w:pPr>
+      <w:r>
+        <w:t>Reasoning</w:t>
+      </w:r>
+    </w:p>
+    <w:p>
+      <w:r>
+        <w:t>What functions might be useful?</w:t>
+      </w:r>
+    </w:p>
+    <w:p/>
+    <w:p>
+      <w:pPr>
+        <w:pStyle w:val="ListParagraph"/>
+        <w:numPr>
+          <w:ilvl w:val="0"/>
+          <w:numId w:val="10"/>
+        </w:numPr>
+      </w:pPr>
+      <w:proofErr w:type="spellStart"/>
+      <w:r>
+        <w:t>book_</w:t>
+      </w:r>
+      <w:proofErr w:type="gramStart"/>
+      <w:r>
+        <w:t>appointment</w:t>
+      </w:r>
+      <w:proofErr w:type="spellEnd"/>
+      <w:r>
+        <w:t>(</w:t>
+      </w:r>
+      <w:proofErr w:type="gramEnd"/>
+      <w:r>
+        <w:t>)</w:t>
+      </w:r>
+    </w:p>
+    <w:p>
+      <w:pPr>
+        <w:pStyle w:val="ListParagraph"/>
+        <w:numPr>
+          <w:ilvl w:val="0"/>
+          <w:numId w:val="10"/>
+        </w:numPr>
+      </w:pPr>
+      <w:proofErr w:type="spellStart"/>
+      <w:r>
+        <w:t>display_</w:t>
+      </w:r>
+      <w:proofErr w:type="gramStart"/>
+      <w:r>
+        <w:t>appointments</w:t>
+      </w:r>
+      <w:proofErr w:type="spellEnd"/>
+      <w:r>
+        <w:t>(</w:t>
+      </w:r>
+      <w:proofErr w:type="gramEnd"/>
+      <w:r>
+        <w:t>)</w:t>
+      </w:r>
+    </w:p>
+    <w:p>
+      <w:pPr>
+        <w:pStyle w:val="ListParagraph"/>
+        <w:numPr>
+          <w:ilvl w:val="0"/>
+          <w:numId w:val="10"/>
+        </w:numPr>
+      </w:pPr>
+      <w:proofErr w:type="spellStart"/>
+      <w:r>
+        <w:t>cancel_</w:t>
+      </w:r>
+      <w:proofErr w:type="gramStart"/>
+      <w:r>
+        <w:t>appointment</w:t>
+      </w:r>
+      <w:proofErr w:type="spellEnd"/>
+      <w:r>
+        <w:t>(</w:t>
+      </w:r>
+      <w:proofErr w:type="gramEnd"/>
+      <w:r>
+        <w:t>)</w:t>
+      </w:r>
+    </w:p>
+    <w:p>
+      <w:pPr>
+        <w:pStyle w:val="ListParagraph"/>
+        <w:numPr>
+          <w:ilvl w:val="0"/>
+          <w:numId w:val="10"/>
+        </w:numPr>
+      </w:pPr>
+      <w:proofErr w:type="spellStart"/>
+      <w:r>
+        <w:lastRenderedPageBreak/>
+        <w:t>find_</w:t>
+      </w:r>
+      <w:proofErr w:type="gramStart"/>
+      <w:r>
+        <w:t>appointment</w:t>
+      </w:r>
+      <w:proofErr w:type="spellEnd"/>
+      <w:r>
+        <w:t>(</w:t>
+      </w:r>
+      <w:proofErr w:type="gramEnd"/>
+      <w:r>
+        <w:t>)</w:t>
+      </w:r>
+    </w:p>
+    <w:p>
+      <w:pPr>
+        <w:pStyle w:val="ListParagraph"/>
+        <w:numPr>
+          <w:ilvl w:val="0"/>
+          <w:numId w:val="10"/>
+        </w:numPr>
+      </w:pPr>
+      <w:proofErr w:type="spellStart"/>
+      <w:r>
+        <w:t>validate_</w:t>
+      </w:r>
+      <w:proofErr w:type="gramStart"/>
+      <w:r>
+        <w:t>input</w:t>
+      </w:r>
+      <w:proofErr w:type="spellEnd"/>
+      <w:r>
+        <w:t>(</w:t>
+      </w:r>
+      <w:proofErr w:type="gramEnd"/>
+      <w:r>
+        <w:t>)</w:t>
+      </w:r>
+    </w:p>
+    <w:p/>
+    <w:p/>
+    <w:p>
+      <w:r>
+        <w:t>What could go wrong?</w:t>
+      </w:r>
+    </w:p>
+    <w:p>
+      <w:pPr>
+        <w:pStyle w:val="ListParagraph"/>
+        <w:numPr>
+          <w:ilvl w:val="0"/>
+          <w:numId w:val="10"/>
+        </w:numPr>
+      </w:pPr>
+      <w:r>
+        <w:t>Wrong data type</w:t>
+      </w:r>
+    </w:p>
+    <w:p>
+      <w:pPr>
+        <w:pStyle w:val="ListParagraph"/>
+        <w:numPr>
+          <w:ilvl w:val="0"/>
+          <w:numId w:val="10"/>
+        </w:numPr>
+      </w:pPr>
+      <w:proofErr w:type="gramStart"/>
+      <w:r>
+        <w:t>Typos</w:t>
+      </w:r>
+      <w:proofErr w:type="gramEnd"/>
+      <w:r>
+        <w:t xml:space="preserve"> </w:t>
+      </w:r>
+    </w:p>
+    <w:p>
+      <w:pPr>
+        <w:pStyle w:val="ListParagraph"/>
+        <w:numPr>
+          <w:ilvl w:val="0"/>
+          <w:numId w:val="10"/>
+        </w:numPr>
+      </w:pPr>
+      <w:r>
+        <w:t>Errors</w:t>
+      </w:r>
+    </w:p>
+    <w:p>
+      <w:pPr>
+        <w:pStyle w:val="ListParagraph"/>
+        <w:numPr>
+          <w:ilvl w:val="0"/>
+          <w:numId w:val="10"/>
+        </w:numPr>
+      </w:pPr>
+      <w:r>
+        <w:t>Invalid times</w:t>
+      </w:r>
+    </w:p>
+    <w:p>
+      <w:pPr>
+        <w:pStyle w:val="ListParagraph"/>
+        <w:numPr>
+          <w:ilvl w:val="0"/>
+          <w:numId w:val="10"/>
+        </w:numPr>
+      </w:pPr>
+      <w:r>
+        <w:t>Blank patient name</w:t>
+      </w:r>
+    </w:p>
+    <w:p>
+      <w:pPr>
+        <w:pStyle w:val="ListParagraph"/>
+        <w:numPr>
+          <w:ilvl w:val="0"/>
+          <w:numId w:val="10"/>
+        </w:numPr>
+      </w:pPr>
+      <w:r>
+        <w:t xml:space="preserve">Patient info missing </w:t>
+      </w:r>
+    </w:p>
+    <w:p>
+      <w:pPr>
+        <w:pStyle w:val="ListParagraph"/>
+        <w:numPr>
+          <w:ilvl w:val="0"/>
+          <w:numId w:val="10"/>
+        </w:numPr>
+      </w:pPr>
+      <w:r>
+        <w:t>App crash</w:t>
+      </w:r>
+    </w:p>
+    <w:p>
+      <w:pPr>
+        <w:pStyle w:val="ListParagraph"/>
+        <w:numPr>
+          <w:ilvl w:val="0"/>
+          <w:numId w:val="10"/>
+        </w:numPr>
+      </w:pPr>
+      <w:r>
+        <w:t>Overlaps</w:t>
+      </w:r>
+    </w:p>
+    <w:p/>
+    <w:p>
       <w:r>
         <w:t>What requirements are unclear?</w:t>
       </w:r>
+    </w:p>
+    <w:p>
+      <w:pPr>
+        <w:pStyle w:val="ListParagraph"/>
+        <w:numPr>
+          <w:ilvl w:val="0"/>
+          <w:numId w:val="10"/>
+        </w:numPr>
+      </w:pPr>
+      <w:r>
+        <w:t>Are overlaps and double bookings permitted?</w:t>
+      </w:r>
+    </w:p>
+    <w:p>
+      <w:pPr>
+        <w:pStyle w:val="ListParagraph"/>
+        <w:numPr>
+          <w:ilvl w:val="0"/>
+          <w:numId w:val="10"/>
+        </w:numPr>
+      </w:pPr>
+      <w:r>
+        <w:t>Appointments editable?</w:t>
+      </w:r>
+    </w:p>
+    <w:p>
+      <w:pPr>
+        <w:pStyle w:val="ListParagraph"/>
+        <w:numPr>
+          <w:ilvl w:val="0"/>
+          <w:numId w:val="10"/>
+        </w:numPr>
+      </w:pPr>
+      <w:r>
+        <w:t>Should the system store data permanently or only in memory?</w:t>
+      </w:r>
+    </w:p>
+    <w:p>
+      <w:pPr>
+        <w:pStyle w:val="ListParagraph"/>
+        <w:numPr>
+          <w:ilvl w:val="0"/>
+          <w:numId w:val="10"/>
+        </w:numPr>
+      </w:pPr>
+      <w:r>
+        <w:t xml:space="preserve">Are times validated </w:t>
+      </w:r>
+    </w:p>
+    <w:p>
+      <w:pPr>
+        <w:pStyle w:val="ListParagraph"/>
+        <w:numPr>
+          <w:ilvl w:val="0"/>
+          <w:numId w:val="10"/>
+        </w:numPr>
+      </w:pPr>
+      <w:r>
+        <w:t xml:space="preserve">Cancellation time </w:t>
+      </w:r>
+    </w:p>
+    <w:p>
+      <w:pPr>
+        <w:ind w:left="360"/>
+      </w:pPr>
     </w:p>
     <w:p>
       <w:pPr>
@@ -369,7 +743,6 @@
           <w:b/>
           <w:bCs/>
         </w:rPr>
-        <w:lastRenderedPageBreak/>
         <w:t>print(</w:t>
       </w:r>
       <w:proofErr w:type="spellStart"/>
@@ -1530,6 +1903,387 @@
     </w:p>
     <w:p>
       <w:pPr>
+        <w:pStyle w:val="ListParagraph"/>
+        <w:numPr>
+          <w:ilvl w:val="0"/>
+          <w:numId w:val="10"/>
+        </w:numPr>
+        <w:rPr>
+          <w:color w:val="C00000"/>
+        </w:rPr>
+      </w:pPr>
+      <w:r>
+        <w:rPr>
+          <w:color w:val="C00000"/>
+        </w:rPr>
+        <w:t xml:space="preserve">Two programs </w:t>
+      </w:r>
+    </w:p>
+    <w:p>
+      <w:pPr>
+        <w:pStyle w:val="ListParagraph"/>
+        <w:numPr>
+          <w:ilvl w:val="0"/>
+          <w:numId w:val="10"/>
+        </w:numPr>
+        <w:rPr>
+          <w:color w:val="C00000"/>
+        </w:rPr>
+      </w:pPr>
+      <w:r>
+        <w:rPr>
+          <w:color w:val="C00000"/>
+        </w:rPr>
+        <w:t xml:space="preserve">Program </w:t>
+      </w:r>
+      <w:proofErr w:type="gramStart"/>
+      <w:r>
+        <w:rPr>
+          <w:color w:val="C00000"/>
+        </w:rPr>
+        <w:t>1 :</w:t>
+      </w:r>
+      <w:proofErr w:type="gramEnd"/>
+    </w:p>
+    <w:p>
+      <w:pPr>
+        <w:pStyle w:val="ListParagraph"/>
+        <w:numPr>
+          <w:ilvl w:val="0"/>
+          <w:numId w:val="10"/>
+        </w:numPr>
+        <w:rPr>
+          <w:color w:val="C00000"/>
+        </w:rPr>
+      </w:pPr>
+      <w:r>
+        <w:rPr>
+          <w:color w:val="C00000"/>
+        </w:rPr>
+        <w:t xml:space="preserve">No validation </w:t>
+      </w:r>
+    </w:p>
+    <w:p>
+      <w:pPr>
+        <w:pStyle w:val="ListParagraph"/>
+        <w:numPr>
+          <w:ilvl w:val="0"/>
+          <w:numId w:val="10"/>
+        </w:numPr>
+        <w:rPr>
+          <w:color w:val="C00000"/>
+        </w:rPr>
+      </w:pPr>
+      <w:r>
+        <w:rPr>
+          <w:color w:val="C00000"/>
+        </w:rPr>
+        <w:t xml:space="preserve">No storage structure </w:t>
+      </w:r>
+    </w:p>
+    <w:p>
+      <w:pPr>
+        <w:pStyle w:val="ListParagraph"/>
+        <w:numPr>
+          <w:ilvl w:val="0"/>
+          <w:numId w:val="10"/>
+        </w:numPr>
+        <w:rPr>
+          <w:color w:val="C00000"/>
+        </w:rPr>
+      </w:pPr>
+      <w:r>
+        <w:rPr>
+          <w:color w:val="C00000"/>
+        </w:rPr>
+        <w:t xml:space="preserve">Data disappears when </w:t>
+      </w:r>
+      <w:r>
+        <w:rPr>
+          <w:color w:val="C00000"/>
+        </w:rPr>
+        <w:t>the program closes</w:t>
+      </w:r>
+    </w:p>
+    <w:p>
+      <w:pPr>
+        <w:pStyle w:val="ListParagraph"/>
+        <w:numPr>
+          <w:ilvl w:val="0"/>
+          <w:numId w:val="10"/>
+        </w:numPr>
+        <w:rPr>
+          <w:color w:val="C00000"/>
+        </w:rPr>
+      </w:pPr>
+      <w:r>
+        <w:rPr>
+          <w:color w:val="C00000"/>
+        </w:rPr>
+        <w:t>Appointment time is only a string</w:t>
+      </w:r>
+    </w:p>
+    <w:p>
+      <w:pPr>
+        <w:pStyle w:val="ListParagraph"/>
+        <w:rPr>
+          <w:color w:val="C00000"/>
+        </w:rPr>
+      </w:pPr>
+    </w:p>
+    <w:tbl>
+      <w:tblPr>
+        <w:tblStyle w:val="TableGrid"/>
+        <w:tblW w:w="0" w:type="auto"/>
+        <w:tblInd w:w="720" w:type="dxa"/>
+        <w:tblLook w:val="04A0" w:firstRow="1" w:lastRow="0" w:firstColumn="1" w:lastColumn="0" w:noHBand="0" w:noVBand="1"/>
+      </w:tblPr>
+      <w:tblGrid>
+        <w:gridCol w:w="4770"/>
+        <w:gridCol w:w="4806"/>
+      </w:tblGrid>
+      <w:tr>
+        <w:tc>
+          <w:tcPr>
+            <w:tcW w:w="5148" w:type="dxa"/>
+          </w:tcPr>
+          <w:p>
+            <w:pPr>
+              <w:pStyle w:val="ListParagraph"/>
+              <w:ind w:left="0"/>
+              <w:rPr>
+                <w:color w:val="C00000"/>
+              </w:rPr>
+            </w:pPr>
+            <w:r>
+              <w:rPr>
+                <w:color w:val="C00000"/>
+              </w:rPr>
+              <w:t xml:space="preserve">Basic version </w:t>
+            </w:r>
+          </w:p>
+        </w:tc>
+        <w:tc>
+          <w:tcPr>
+            <w:tcW w:w="5148" w:type="dxa"/>
+          </w:tcPr>
+          <w:p>
+            <w:pPr>
+              <w:pStyle w:val="ListParagraph"/>
+              <w:ind w:left="0"/>
+              <w:rPr>
+                <w:color w:val="C00000"/>
+              </w:rPr>
+            </w:pPr>
+            <w:r>
+              <w:rPr>
+                <w:color w:val="C00000"/>
+              </w:rPr>
+              <w:t>Enhanced version</w:t>
+            </w:r>
+          </w:p>
+        </w:tc>
+      </w:tr>
+      <w:tr>
+        <w:tc>
+          <w:tcPr>
+            <w:tcW w:w="5148" w:type="dxa"/>
+          </w:tcPr>
+          <w:p>
+            <w:pPr>
+              <w:pStyle w:val="ListParagraph"/>
+              <w:ind w:left="0"/>
+              <w:rPr>
+                <w:color w:val="C00000"/>
+              </w:rPr>
+            </w:pPr>
+            <w:r>
+              <w:rPr>
+                <w:color w:val="C00000"/>
+              </w:rPr>
+              <w:t>Separate variables</w:t>
+            </w:r>
+          </w:p>
+        </w:tc>
+        <w:tc>
+          <w:tcPr>
+            <w:tcW w:w="5148" w:type="dxa"/>
+          </w:tcPr>
+          <w:p>
+            <w:pPr>
+              <w:pStyle w:val="ListParagraph"/>
+              <w:ind w:left="0"/>
+              <w:rPr>
+                <w:color w:val="C00000"/>
+              </w:rPr>
+            </w:pPr>
+            <w:r>
+              <w:rPr>
+                <w:color w:val="C00000"/>
+              </w:rPr>
+              <w:t xml:space="preserve">List of appointments </w:t>
+            </w:r>
+          </w:p>
+        </w:tc>
+      </w:tr>
+      <w:tr>
+        <w:tc>
+          <w:tcPr>
+            <w:tcW w:w="5148" w:type="dxa"/>
+          </w:tcPr>
+          <w:p>
+            <w:pPr>
+              <w:pStyle w:val="ListParagraph"/>
+              <w:ind w:left="0"/>
+              <w:rPr>
+                <w:color w:val="C00000"/>
+              </w:rPr>
+            </w:pPr>
+            <w:r>
+              <w:rPr>
+                <w:color w:val="C00000"/>
+              </w:rPr>
+              <w:t>Repeated code</w:t>
+            </w:r>
+          </w:p>
+        </w:tc>
+        <w:tc>
+          <w:tcPr>
+            <w:tcW w:w="5148" w:type="dxa"/>
+          </w:tcPr>
+          <w:p>
+            <w:pPr>
+              <w:pStyle w:val="ListParagraph"/>
+              <w:ind w:left="0"/>
+              <w:rPr>
+                <w:color w:val="C00000"/>
+              </w:rPr>
+            </w:pPr>
+            <w:r>
+              <w:rPr>
+                <w:color w:val="C00000"/>
+              </w:rPr>
+              <w:t xml:space="preserve">Reusable function </w:t>
+            </w:r>
+          </w:p>
+        </w:tc>
+      </w:tr>
+      <w:tr>
+        <w:tc>
+          <w:tcPr>
+            <w:tcW w:w="5148" w:type="dxa"/>
+          </w:tcPr>
+          <w:p>
+            <w:pPr>
+              <w:pStyle w:val="ListParagraph"/>
+              <w:ind w:left="0"/>
+              <w:rPr>
+                <w:color w:val="C00000"/>
+              </w:rPr>
+            </w:pPr>
+            <w:r>
+              <w:rPr>
+                <w:color w:val="C00000"/>
+              </w:rPr>
+              <w:t xml:space="preserve">Harder to scale </w:t>
+            </w:r>
+          </w:p>
+        </w:tc>
+        <w:tc>
+          <w:tcPr>
+            <w:tcW w:w="5148" w:type="dxa"/>
+          </w:tcPr>
+          <w:p>
+            <w:pPr>
+              <w:pStyle w:val="ListParagraph"/>
+              <w:ind w:left="0"/>
+              <w:rPr>
+                <w:color w:val="C00000"/>
+              </w:rPr>
+            </w:pPr>
+            <w:r>
+              <w:rPr>
+                <w:color w:val="C00000"/>
+              </w:rPr>
+              <w:t xml:space="preserve">Easier to </w:t>
+            </w:r>
+            <w:proofErr w:type="gramStart"/>
+            <w:r>
+              <w:rPr>
+                <w:color w:val="C00000"/>
+              </w:rPr>
+              <w:t>add  additional</w:t>
+            </w:r>
+            <w:proofErr w:type="gramEnd"/>
+            <w:r>
+              <w:rPr>
+                <w:color w:val="C00000"/>
+              </w:rPr>
+              <w:t xml:space="preserve"> appointments </w:t>
+            </w:r>
+          </w:p>
+        </w:tc>
+      </w:tr>
+      <w:tr>
+        <w:tc>
+          <w:tcPr>
+            <w:tcW w:w="5148" w:type="dxa"/>
+          </w:tcPr>
+          <w:p>
+            <w:pPr>
+              <w:pStyle w:val="ListParagraph"/>
+              <w:ind w:left="0"/>
+              <w:rPr>
+                <w:color w:val="C00000"/>
+              </w:rPr>
+            </w:pPr>
+            <w:r>
+              <w:rPr>
+                <w:color w:val="C00000"/>
+              </w:rPr>
+              <w:t xml:space="preserve">No validation </w:t>
+            </w:r>
+          </w:p>
+        </w:tc>
+        <w:tc>
+          <w:tcPr>
+            <w:tcW w:w="5148" w:type="dxa"/>
+          </w:tcPr>
+          <w:p>
+            <w:pPr>
+              <w:pStyle w:val="ListParagraph"/>
+              <w:ind w:left="0"/>
+              <w:rPr>
+                <w:color w:val="C00000"/>
+              </w:rPr>
+            </w:pPr>
+            <w:r>
+              <w:rPr>
+                <w:color w:val="C00000"/>
+              </w:rPr>
+              <w:t xml:space="preserve">Some patient – </w:t>
+            </w:r>
+            <w:proofErr w:type="gramStart"/>
+            <w:r>
+              <w:rPr>
+                <w:color w:val="C00000"/>
+              </w:rPr>
+              <w:t xml:space="preserve">name  </w:t>
+            </w:r>
+            <w:r>
+              <w:rPr>
+                <w:color w:val="C00000"/>
+              </w:rPr>
+              <w:t>validation</w:t>
+            </w:r>
+            <w:proofErr w:type="gramEnd"/>
+          </w:p>
+        </w:tc>
+      </w:tr>
+    </w:tbl>
+    <w:p>
+      <w:pPr>
+        <w:pStyle w:val="ListParagraph"/>
         <w:rPr>
           <w:color w:val="C00000"/>
         </w:rPr>
@@ -1693,13 +2447,21 @@
           <w:tcPr>
             <w:tcW w:w="3360" w:type="dxa"/>
           </w:tcPr>
-          <w:p/>
+          <w:p>
+            <w:r>
+              <w:t xml:space="preserve">Yes </w:t>
+            </w:r>
+          </w:p>
         </w:tc>
         <w:tc>
           <w:tcPr>
             <w:tcW w:w="3360" w:type="dxa"/>
           </w:tcPr>
-          <w:p/>
+          <w:p>
+            <w:r>
+              <w:t xml:space="preserve">Yes </w:t>
+            </w:r>
+          </w:p>
         </w:tc>
       </w:tr>
       <w:tr>
@@ -1722,13 +2484,21 @@
           <w:tcPr>
             <w:tcW w:w="3360" w:type="dxa"/>
           </w:tcPr>
-          <w:p/>
+          <w:p>
+            <w:r>
+              <w:t xml:space="preserve">Yes </w:t>
+            </w:r>
+          </w:p>
         </w:tc>
         <w:tc>
           <w:tcPr>
             <w:tcW w:w="3360" w:type="dxa"/>
           </w:tcPr>
-          <w:p/>
+          <w:p>
+            <w:r>
+              <w:t xml:space="preserve">Yes </w:t>
+            </w:r>
+          </w:p>
         </w:tc>
       </w:tr>
       <w:tr>
@@ -1746,13 +2516,21 @@
           <w:tcPr>
             <w:tcW w:w="3360" w:type="dxa"/>
           </w:tcPr>
-          <w:p/>
+          <w:p>
+            <w:r>
+              <w:t xml:space="preserve">Yes </w:t>
+            </w:r>
+          </w:p>
         </w:tc>
         <w:tc>
           <w:tcPr>
             <w:tcW w:w="3360" w:type="dxa"/>
           </w:tcPr>
-          <w:p/>
+          <w:p>
+            <w:r>
+              <w:t>Sometimes adds extras</w:t>
+            </w:r>
+          </w:p>
         </w:tc>
       </w:tr>
       <w:tr>
@@ -1770,13 +2548,21 @@
           <w:tcPr>
             <w:tcW w:w="3360" w:type="dxa"/>
           </w:tcPr>
-          <w:p/>
+          <w:p>
+            <w:r>
+              <w:t xml:space="preserve">No </w:t>
+            </w:r>
+          </w:p>
         </w:tc>
         <w:tc>
           <w:tcPr>
             <w:tcW w:w="3360" w:type="dxa"/>
           </w:tcPr>
-          <w:p/>
+          <w:p>
+            <w:r>
+              <w:t>Yes (validation, structure)</w:t>
+            </w:r>
+          </w:p>
         </w:tc>
       </w:tr>
       <w:tr>
@@ -1794,13 +2580,21 @@
           <w:tcPr>
             <w:tcW w:w="3360" w:type="dxa"/>
           </w:tcPr>
-          <w:p/>
+          <w:p>
+            <w:r>
+              <w:t xml:space="preserve">Minimal </w:t>
+            </w:r>
+          </w:p>
         </w:tc>
         <w:tc>
           <w:tcPr>
             <w:tcW w:w="3360" w:type="dxa"/>
           </w:tcPr>
-          <w:p/>
+          <w:p>
+            <w:r>
+              <w:t>Usually more</w:t>
+            </w:r>
+          </w:p>
         </w:tc>
       </w:tr>
       <w:tr>
@@ -1818,13 +2612,21 @@
           <w:tcPr>
             <w:tcW w:w="3360" w:type="dxa"/>
           </w:tcPr>
-          <w:p/>
+          <w:p>
+            <w:r>
+              <w:t xml:space="preserve">Yes </w:t>
+            </w:r>
+          </w:p>
         </w:tc>
         <w:tc>
           <w:tcPr>
             <w:tcW w:w="3360" w:type="dxa"/>
           </w:tcPr>
-          <w:p/>
+          <w:p>
+            <w:r>
+              <w:t xml:space="preserve">Yes </w:t>
+            </w:r>
+          </w:p>
         </w:tc>
       </w:tr>
     </w:tbl>
@@ -1957,6 +2759,82 @@
         <w:t>What engineering work remained for you?</w:t>
       </w:r>
     </w:p>
+    <w:p/>
+    <w:p/>
+    <w:p/>
+    <w:p>
+      <w:pPr>
+        <w:rPr>
+          <w:lang w:val="en-AU"/>
+        </w:rPr>
+      </w:pPr>
+      <w:r>
+        <w:rPr>
+          <w:lang w:val="en-AU"/>
+        </w:rPr>
+        <w:t>Prior to utilising AI, I created a rudimentary Python prototype that used variables, lists, dictionaries, and fundamental methods to store appointments. This made it easier for me to comprehend how functions may be used to manage activity and how data is structured. Although I could write and execute the programme, it lacked error-handling, validation, and double-booking prevention.</w:t>
+      </w:r>
+      <w:r>
+        <w:rPr>
+          <w:lang w:val="en-AU"/>
+        </w:rPr>
+        <w:br/>
+      </w:r>
+      <w:r>
+        <w:rPr>
+          <w:lang w:val="en-AU"/>
+        </w:rPr>
+        <w:br/>
+        <w:t xml:space="preserve">When I utilised AI as a tutor, it made it easier for me to find issues that I had overlooked, like managing </w:t>
+      </w:r>
+      <w:proofErr w:type="gramStart"/>
+      <w:r>
+        <w:rPr>
+          <w:lang w:val="en-AU"/>
+        </w:rPr>
+        <w:t>None</w:t>
+      </w:r>
+      <w:proofErr w:type="gramEnd"/>
+      <w:r>
+        <w:rPr>
+          <w:lang w:val="en-AU"/>
+        </w:rPr>
+        <w:t xml:space="preserve"> values and looking for incorrect input. Additionally, it provided a detailed explanation of the function of each section of the code. The AI did make assumptions, such as recommending features or more validation that weren't necessary for Stage 1.</w:t>
+      </w:r>
+      <w:r>
+        <w:rPr>
+          <w:lang w:val="en-AU"/>
+        </w:rPr>
+        <w:t xml:space="preserve"> </w:t>
+      </w:r>
+      <w:r>
+        <w:rPr>
+          <w:lang w:val="en-AU"/>
+        </w:rPr>
+        <w:t>I had to choose which recommendations to accept and which to reject.</w:t>
+      </w:r>
+      <w:r>
+        <w:rPr>
+          <w:lang w:val="en-AU"/>
+        </w:rPr>
+        <w:br/>
+      </w:r>
+      <w:r>
+        <w:rPr>
+          <w:lang w:val="en-AU"/>
+        </w:rPr>
+        <w:br/>
+        <w:t>I ran the code, checked both typical and atypical inputs, and compared the behaviour with the assignment requirements in order to validate the AI output. Additionally, I verified that the AI's recommendations aligned with the client's genuine request. I still had to conduct technical work myself, including testing, documenting, and ensuring that I could explain the finished code, even with AI's help. This demonstrated to me that while AI can aid in learning, it cannot take the role of comprehension.</w:t>
+      </w:r>
+    </w:p>
+    <w:p>
+      <w:pPr>
+        <w:rPr>
+          <w:lang w:val="en-AU"/>
+        </w:rPr>
+      </w:pPr>
+    </w:p>
+    <w:p/>
     <w:p>
       <w:pPr>
         <w:pStyle w:val="Heading1"/>
@@ -2196,6 +3074,118 @@
       </w:pPr>
       <w:rPr>
         <w:rFonts w:ascii="Symbol" w:hAnsi="Symbol" w:hint="default"/>
+      </w:rPr>
+    </w:lvl>
+  </w:abstractNum>
+  <w:abstractNum w:abstractNumId="9" w15:restartNumberingAfterBreak="0">
+    <w:nsid w:val="46B97B4B"/>
+    <w:multiLevelType w:val="hybridMultilevel"/>
+    <w:tmpl w:val="3B90796E"/>
+    <w:lvl w:ilvl="0" w:tplc="D6982C1A">
+      <w:numFmt w:val="bullet"/>
+      <w:lvlText w:val="-"/>
+      <w:lvlJc w:val="left"/>
+      <w:pPr>
+        <w:ind w:left="720" w:hanging="360"/>
+      </w:pPr>
+      <w:rPr>
+        <w:rFonts w:ascii="Aptos" w:eastAsiaTheme="minorEastAsia" w:hAnsi="Aptos" w:cstheme="minorBidi" w:hint="default"/>
+      </w:rPr>
+    </w:lvl>
+    <w:lvl w:ilvl="1" w:tplc="0C090003" w:tentative="1">
+      <w:start w:val="1"/>
+      <w:numFmt w:val="bullet"/>
+      <w:lvlText w:val="o"/>
+      <w:lvlJc w:val="left"/>
+      <w:pPr>
+        <w:ind w:left="1440" w:hanging="360"/>
+      </w:pPr>
+      <w:rPr>
+        <w:rFonts w:ascii="Courier New" w:hAnsi="Courier New" w:cs="Courier New" w:hint="default"/>
+      </w:rPr>
+    </w:lvl>
+    <w:lvl w:ilvl="2" w:tplc="0C090005" w:tentative="1">
+      <w:start w:val="1"/>
+      <w:numFmt w:val="bullet"/>
+      <w:lvlText w:val=""/>
+      <w:lvlJc w:val="left"/>
+      <w:pPr>
+        <w:ind w:left="2160" w:hanging="360"/>
+      </w:pPr>
+      <w:rPr>
+        <w:rFonts w:ascii="Wingdings" w:hAnsi="Wingdings" w:hint="default"/>
+      </w:rPr>
+    </w:lvl>
+    <w:lvl w:ilvl="3" w:tplc="0C090001" w:tentative="1">
+      <w:start w:val="1"/>
+      <w:numFmt w:val="bullet"/>
+      <w:lvlText w:val=""/>
+      <w:lvlJc w:val="left"/>
+      <w:pPr>
+        <w:ind w:left="2880" w:hanging="360"/>
+      </w:pPr>
+      <w:rPr>
+        <w:rFonts w:ascii="Symbol" w:hAnsi="Symbol" w:hint="default"/>
+      </w:rPr>
+    </w:lvl>
+    <w:lvl w:ilvl="4" w:tplc="0C090003" w:tentative="1">
+      <w:start w:val="1"/>
+      <w:numFmt w:val="bullet"/>
+      <w:lvlText w:val="o"/>
+      <w:lvlJc w:val="left"/>
+      <w:pPr>
+        <w:ind w:left="3600" w:hanging="360"/>
+      </w:pPr>
+      <w:rPr>
+        <w:rFonts w:ascii="Courier New" w:hAnsi="Courier New" w:cs="Courier New" w:hint="default"/>
+      </w:rPr>
+    </w:lvl>
+    <w:lvl w:ilvl="5" w:tplc="0C090005" w:tentative="1">
+      <w:start w:val="1"/>
+      <w:numFmt w:val="bullet"/>
+      <w:lvlText w:val=""/>
+      <w:lvlJc w:val="left"/>
+      <w:pPr>
+        <w:ind w:left="4320" w:hanging="360"/>
+      </w:pPr>
+      <w:rPr>
+        <w:rFonts w:ascii="Wingdings" w:hAnsi="Wingdings" w:hint="default"/>
+      </w:rPr>
+    </w:lvl>
+    <w:lvl w:ilvl="6" w:tplc="0C090001" w:tentative="1">
+      <w:start w:val="1"/>
+      <w:numFmt w:val="bullet"/>
+      <w:lvlText w:val=""/>
+      <w:lvlJc w:val="left"/>
+      <w:pPr>
+        <w:ind w:left="5040" w:hanging="360"/>
+      </w:pPr>
+      <w:rPr>
+        <w:rFonts w:ascii="Symbol" w:hAnsi="Symbol" w:hint="default"/>
+      </w:rPr>
+    </w:lvl>
+    <w:lvl w:ilvl="7" w:tplc="0C090003" w:tentative="1">
+      <w:start w:val="1"/>
+      <w:numFmt w:val="bullet"/>
+      <w:lvlText w:val="o"/>
+      <w:lvlJc w:val="left"/>
+      <w:pPr>
+        <w:ind w:left="5760" w:hanging="360"/>
+      </w:pPr>
+      <w:rPr>
+        <w:rFonts w:ascii="Courier New" w:hAnsi="Courier New" w:cs="Courier New" w:hint="default"/>
+      </w:rPr>
+    </w:lvl>
+    <w:lvl w:ilvl="8" w:tplc="0C090005" w:tentative="1">
+      <w:start w:val="1"/>
+      <w:numFmt w:val="bullet"/>
+      <w:lvlText w:val=""/>
+      <w:lvlJc w:val="left"/>
+      <w:pPr>
+        <w:ind w:left="6480" w:hanging="360"/>
+      </w:pPr>
+      <w:rPr>
+        <w:rFonts w:ascii="Wingdings" w:hAnsi="Wingdings" w:hint="default"/>
       </w:rPr>
     </w:lvl>
   </w:abstractNum>
@@ -2225,6 +3215,9 @@
   </w:num>
   <w:num w:numId="9" w16cid:durableId="1202792164">
     <w:abstractNumId w:val="0"/>
+  </w:num>
+  <w:num w:numId="10" w16cid:durableId="756095787">
+    <w:abstractNumId w:val="9"/>
   </w:num>
 </w:numbering>
 </file>
@@ -2836,7 +3829,6 @@
   <w:style w:type="character" w:default="1" w:styleId="DefaultParagraphFont">
     <w:name w:val="Default Paragraph Font"/>
     <w:uiPriority w:val="1"/>
-    <w:semiHidden/>
     <w:unhideWhenUsed/>
   </w:style>
   <w:style w:type="table" w:default="1" w:styleId="TableNormal">
